--- a/libriscribe/projects/cs0511/exports/cs0511_格式强控.docx
+++ b/libriscribe/projects/cs0511/exports/cs0511_格式强控.docx
@@ -13883,187 +13883,13 @@
         <w:t>本书亦存在不足。受资料和实践条件限制，对不同地区、不同类型高职院校图书馆的差异比较仍不充分，对人工智能应用效果的长期追踪也有待加强；部分判断基于现有案例、访谈和行为数据，仍需更多实证研究检验。未来可进一步建立反映阅读质量与学生发展的评估方法，考察不同专业群、不同学习阶段学生对智能阅读服务的接受差异，并深入研究算法偏差、数据伦理、服务公平和馆员职业发展之间的关系。人工智能将持续改变图书馆工作方式，但阅读推广的最终目标始终是人的发展。高职图书馆只有在技术应用中坚持教育立场和人文关怀，才能促进学生阅读能力、职业素养与人文精神共同成长。</w:t>
       </w:r>
     </w:p>
-    <w:p>
-      <w:pPr>
-        <w:sectPr>
-          <w:headerReference w:type="default" r:id="rId75"/>
-          <w:footerReference w:type="default" r:id="rId76"/>
-          <w:headerReference w:type="even" r:id="rId77"/>
-          <w:footerReference w:type="even" r:id="rId78"/>
-          <w:headerReference w:type="first" r:id="rId79"/>
-          <w:footerReference w:type="first" r:id="rId80"/>
-          <w:pgSz w:w="11906" w:h="16838"/>
-          <w:pgMar w:top="1440" w:right="1803" w:bottom="1440" w:left="1803" w:header="720" w:footer="720" w:gutter="0"/>
-          <w:cols w:space="720"/>
-          <w:titlePg/>
-          <w:docGrid w:linePitch="360"/>
-          <w:pgNumType w:fmt="decimal"/>
-        </w:sectPr>
-      </w:pPr>
-    </w:p>
-    <w:p>
-      <w:pPr>
-        <w:pStyle w:val="BookUnnumberedHeading"/>
-      </w:pPr>
-      <w:r>
-        <w:rPr>
-          <w:rFonts w:ascii="Times New Roman" w:hAnsi="Times New Roman" w:eastAsia="黑体" w:cs="Times New Roman"/>
-          <w:b/>
-          <w:sz w:val="32"/>
-        </w:rPr>
-        <w:t>参考文献</w:t>
-      </w:r>
-    </w:p>
-    <w:p>
-      <w:pPr>
-        <w:pStyle w:val="Reference"/>
-      </w:pPr>
-      <w:r>
-        <w:rPr>
-          <w:rFonts w:ascii="Times New Roman" w:hAnsi="Times New Roman" w:eastAsia="宋体" w:cs="Times New Roman"/>
-          <w:b w:val="0"/>
-          <w:sz w:val="21"/>
-        </w:rPr>
-        <w:t>[1] 国务院. 国家职业教育改革实施方案[Z]. 2019.</w:t>
-      </w:r>
-    </w:p>
-    <w:p>
-      <w:pPr>
-        <w:pStyle w:val="Reference"/>
-      </w:pPr>
-      <w:r>
-        <w:rPr>
-          <w:rFonts w:ascii="Times New Roman" w:hAnsi="Times New Roman" w:eastAsia="宋体" w:cs="Times New Roman"/>
-          <w:b w:val="0"/>
-          <w:sz w:val="21"/>
-        </w:rPr>
-        <w:t>[2] 教育部等九部门. 职业教育提质培优行动计划（2020—2023 年）[Z]. 2020.</w:t>
-      </w:r>
-    </w:p>
-    <w:p>
-      <w:pPr>
-        <w:pStyle w:val="Reference"/>
-      </w:pPr>
-      <w:r>
-        <w:rPr>
-          <w:rFonts w:ascii="Times New Roman" w:hAnsi="Times New Roman" w:eastAsia="宋体" w:cs="Times New Roman"/>
-          <w:b w:val="0"/>
-          <w:sz w:val="21"/>
-        </w:rPr>
-        <w:t>[3] 中共中央办公厅, 国务院办公厅. 关于推动现代职业教育高质量发展的意见[Z]. 2021.</w:t>
-      </w:r>
-    </w:p>
-    <w:p>
-      <w:pPr>
-        <w:pStyle w:val="Reference"/>
-      </w:pPr>
-      <w:r>
-        <w:rPr>
-          <w:rFonts w:ascii="Times New Roman" w:hAnsi="Times New Roman" w:eastAsia="宋体" w:cs="Times New Roman"/>
-          <w:b w:val="0"/>
-          <w:sz w:val="21"/>
-        </w:rPr>
-        <w:t>[4] 教育部, 中央网信办, 国家发展改革委, 工业和信息化部, 财政部, 中国人民银行. 关于推进教育新型基础设施建设构建高质量教育支撑体系的指导意见[Z]. 2021.</w:t>
-      </w:r>
-    </w:p>
-    <w:p>
-      <w:pPr>
-        <w:pStyle w:val="Reference"/>
-      </w:pPr>
-      <w:r>
-        <w:rPr>
-          <w:rFonts w:ascii="Times New Roman" w:hAnsi="Times New Roman" w:eastAsia="宋体" w:cs="Times New Roman"/>
-          <w:b w:val="0"/>
-          <w:sz w:val="21"/>
-        </w:rPr>
-        <w:t>[5] 国家新一代人工智能治理专业委员会. 新一代人工智能伦理规范[Z]. 2021.</w:t>
-      </w:r>
-    </w:p>
-    <w:p>
-      <w:pPr>
-        <w:pStyle w:val="Reference"/>
-      </w:pPr>
-      <w:r>
-        <w:rPr>
-          <w:rFonts w:ascii="Times New Roman" w:hAnsi="Times New Roman" w:eastAsia="宋体" w:cs="Times New Roman"/>
-          <w:b w:val="0"/>
-          <w:sz w:val="21"/>
-        </w:rPr>
-        <w:t>[6] 全国人民代表大会常务委员会. 中华人民共和国数据安全法[Z]. 2021.</w:t>
-      </w:r>
-    </w:p>
-    <w:p>
-      <w:pPr>
-        <w:pStyle w:val="Reference"/>
-      </w:pPr>
-      <w:r>
-        <w:rPr>
-          <w:rFonts w:ascii="Times New Roman" w:hAnsi="Times New Roman" w:eastAsia="宋体" w:cs="Times New Roman"/>
-          <w:b w:val="0"/>
-          <w:sz w:val="21"/>
-        </w:rPr>
-        <w:t>[7] 全国人民代表大会常务委员会. 中华人民共和国个人信息保护法[Z]. 2021.</w:t>
-      </w:r>
-    </w:p>
-    <w:p>
-      <w:pPr>
-        <w:pStyle w:val="Reference"/>
-      </w:pPr>
-      <w:r>
-        <w:rPr>
-          <w:rFonts w:ascii="Times New Roman" w:hAnsi="Times New Roman" w:eastAsia="宋体" w:cs="Times New Roman"/>
-          <w:b w:val="0"/>
-          <w:sz w:val="21"/>
-        </w:rPr>
-        <w:t>[8] 教育部等八部门. 全国青少年学生读书行动实施方案[Z]. 2023.</w:t>
-      </w:r>
-    </w:p>
-    <w:p>
-      <w:pPr>
-        <w:pStyle w:val="Reference"/>
-      </w:pPr>
-      <w:r>
-        <w:rPr>
-          <w:rFonts w:ascii="Times New Roman" w:hAnsi="Times New Roman" w:eastAsia="宋体" w:cs="Times New Roman"/>
-          <w:b w:val="0"/>
-          <w:sz w:val="21"/>
-        </w:rPr>
-        <w:t>[9] 中共中央, 国务院. 数字中国建设整体布局规划[Z]. 2023.</w:t>
-      </w:r>
-    </w:p>
-    <w:p>
-      <w:pPr>
-        <w:pStyle w:val="Reference"/>
-      </w:pPr>
-      <w:r>
-        <w:rPr>
-          <w:rFonts w:ascii="Times New Roman" w:hAnsi="Times New Roman" w:eastAsia="宋体" w:cs="Times New Roman"/>
-          <w:b w:val="0"/>
-          <w:sz w:val="21"/>
-        </w:rPr>
-        <w:t>[10] 国家互联网信息办公室等七部门. 生成式人工智能服务管理暂行办法[Z]. 2023.</w:t>
-      </w:r>
-    </w:p>
-    <w:p>
-      <w:pPr>
-        <w:pStyle w:val="Reference"/>
-      </w:pPr>
-      <w:r>
-        <w:rPr>
-          <w:rFonts w:ascii="Times New Roman" w:hAnsi="Times New Roman" w:eastAsia="宋体" w:cs="Times New Roman"/>
-          <w:b w:val="0"/>
-          <w:sz w:val="21"/>
-        </w:rPr>
-        <w:t>[11] 国家市场监督管理总局, 国家标准化管理委员会. 信息安全技术 个人信息安全规范: GB/T 35273—2020[S]. 北京: 中国标准出版社, 2020.</w:t>
-      </w:r>
-    </w:p>
     <w:sectPr>
-      <w:headerReference w:type="default" r:id="rId81"/>
-      <w:footerReference w:type="default" r:id="rId82"/>
-      <w:headerReference w:type="even" r:id="rId83"/>
-      <w:footerReference w:type="even" r:id="rId84"/>
-      <w:headerReference w:type="first" r:id="rId85"/>
-      <w:footerReference w:type="first" r:id="rId86"/>
+      <w:headerReference w:type="default" r:id="rId75"/>
+      <w:footerReference w:type="default" r:id="rId76"/>
+      <w:headerReference w:type="even" r:id="rId77"/>
+      <w:footerReference w:type="even" r:id="rId78"/>
+      <w:headerReference w:type="first" r:id="rId79"/>
+      <w:footerReference w:type="first" r:id="rId80"/>
       <w:pgSz w:w="11906" w:h="16838"/>
       <w:pgMar w:top="1440" w:right="1803" w:bottom="1440" w:left="1803" w:header="720" w:footer="720" w:gutter="0"/>
       <w:cols w:space="720"/>
@@ -14886,96 +14712,6 @@
 </file>
 
 <file path=word/footer36.xml><?xml version="1.0" encoding="utf-8"?>
-<w:ftr xmlns:m="http://schemas.openxmlformats.org/officeDocument/2006/math" xmlns:mc="http://schemas.openxmlformats.org/markup-compatibility/2006" xmlns:mo="http://schemas.microsoft.com/office/mac/office/2008/main" xmlns:mv="urn:schemas-microsoft-com:mac:vml" xmlns:o="urn:schemas-microsoft-com:office:office" xmlns:r="http://schemas.openxmlformats.org/officeDocument/2006/relationships" xmlns:v="urn:schemas-microsoft-com:vml" xmlns:w10="urn:schemas-microsoft-com:office:word" xmlns:w14="http://schemas.microsoft.com/office/word/2010/wordml" xmlns:w="http://schemas.openxmlformats.org/wordprocessingml/2006/main" xmlns:wne="http://schemas.microsoft.com/office/word/2006/wordml" xmlns:wp14="http://schemas.microsoft.com/office/word/2010/wordprocessingDrawing" xmlns:wp="http://schemas.openxmlformats.org/drawingml/2006/wordprocessingDrawing" xmlns:wpc="http://schemas.microsoft.com/office/word/2010/wordprocessingCanvas" xmlns:wpg="http://schemas.microsoft.com/office/word/2010/wordprocessingGroup" xmlns:wpi="http://schemas.microsoft.com/office/word/2010/wordprocessingInk" xmlns:wps="http://schemas.microsoft.com/office/word/2010/wordprocessingShape" mc:Ignorable="w14 wp14">
-  <w:p>
-    <w:pPr>
-      <w:pStyle w:val="Footer"/>
-      <w:jc w:val="right"/>
-    </w:pPr>
-    <w:r>
-      <w:fldChar w:fldCharType="begin"/>
-    </w:r>
-    <w:r>
-      <w:instrText xml:space="preserve"> PAGE </w:instrText>
-    </w:r>
-    <w:r>
-      <w:fldChar w:fldCharType="separate"/>
-    </w:r>
-    <w:r>
-      <w:rPr>
-        <w:rFonts w:ascii="Times New Roman" w:hAnsi="Times New Roman" w:eastAsia="宋体" w:cs="Times New Roman"/>
-        <w:sz w:val="21"/>
-      </w:rPr>
-      <w:t>1</w:t>
-    </w:r>
-    <w:r>
-      <w:fldChar w:fldCharType="end"/>
-    </w:r>
-  </w:p>
-</w:ftr>
-</file>
-
-<file path=word/footer37.xml><?xml version="1.0" encoding="utf-8"?>
-<w:ftr xmlns:m="http://schemas.openxmlformats.org/officeDocument/2006/math" xmlns:mc="http://schemas.openxmlformats.org/markup-compatibility/2006" xmlns:mo="http://schemas.microsoft.com/office/mac/office/2008/main" xmlns:mv="urn:schemas-microsoft-com:mac:vml" xmlns:o="urn:schemas-microsoft-com:office:office" xmlns:r="http://schemas.openxmlformats.org/officeDocument/2006/relationships" xmlns:v="urn:schemas-microsoft-com:vml" xmlns:w10="urn:schemas-microsoft-com:office:word" xmlns:w14="http://schemas.microsoft.com/office/word/2010/wordml" xmlns:w="http://schemas.openxmlformats.org/wordprocessingml/2006/main" xmlns:wne="http://schemas.microsoft.com/office/word/2006/wordml" xmlns:wp14="http://schemas.microsoft.com/office/word/2010/wordprocessingDrawing" xmlns:wp="http://schemas.openxmlformats.org/drawingml/2006/wordprocessingDrawing" xmlns:wpc="http://schemas.microsoft.com/office/word/2010/wordprocessingCanvas" xmlns:wpg="http://schemas.microsoft.com/office/word/2010/wordprocessingGroup" xmlns:wpi="http://schemas.microsoft.com/office/word/2010/wordprocessingInk" xmlns:wps="http://schemas.microsoft.com/office/word/2010/wordprocessingShape" mc:Ignorable="w14 wp14">
-  <w:p>
-    <w:pPr>
-      <w:pStyle w:val="Footer"/>
-      <w:jc w:val="right"/>
-    </w:pPr>
-    <w:r>
-      <w:fldChar w:fldCharType="begin"/>
-    </w:r>
-    <w:r>
-      <w:instrText xml:space="preserve"> PAGE </w:instrText>
-    </w:r>
-    <w:r>
-      <w:fldChar w:fldCharType="separate"/>
-    </w:r>
-    <w:r>
-      <w:rPr>
-        <w:rFonts w:ascii="Times New Roman" w:hAnsi="Times New Roman" w:eastAsia="宋体" w:cs="Times New Roman"/>
-        <w:sz w:val="21"/>
-      </w:rPr>
-      <w:t>1</w:t>
-    </w:r>
-    <w:r>
-      <w:fldChar w:fldCharType="end"/>
-    </w:r>
-  </w:p>
-</w:ftr>
-</file>
-
-<file path=word/footer38.xml><?xml version="1.0" encoding="utf-8"?>
-<w:ftr xmlns:m="http://schemas.openxmlformats.org/officeDocument/2006/math" xmlns:mc="http://schemas.openxmlformats.org/markup-compatibility/2006" xmlns:mo="http://schemas.microsoft.com/office/mac/office/2008/main" xmlns:mv="urn:schemas-microsoft-com:mac:vml" xmlns:o="urn:schemas-microsoft-com:office:office" xmlns:r="http://schemas.openxmlformats.org/officeDocument/2006/relationships" xmlns:v="urn:schemas-microsoft-com:vml" xmlns:w10="urn:schemas-microsoft-com:office:word" xmlns:w14="http://schemas.microsoft.com/office/word/2010/wordml" xmlns:w="http://schemas.openxmlformats.org/wordprocessingml/2006/main" xmlns:wne="http://schemas.microsoft.com/office/word/2006/wordml" xmlns:wp14="http://schemas.microsoft.com/office/word/2010/wordprocessingDrawing" xmlns:wp="http://schemas.openxmlformats.org/drawingml/2006/wordprocessingDrawing" xmlns:wpc="http://schemas.microsoft.com/office/word/2010/wordprocessingCanvas" xmlns:wpg="http://schemas.microsoft.com/office/word/2010/wordprocessingGroup" xmlns:wpi="http://schemas.microsoft.com/office/word/2010/wordprocessingInk" xmlns:wps="http://schemas.microsoft.com/office/word/2010/wordprocessingShape" mc:Ignorable="w14 wp14">
-  <w:p>
-    <w:pPr>
-      <w:pStyle w:val="Footer"/>
-      <w:jc w:val="left"/>
-    </w:pPr>
-    <w:r>
-      <w:fldChar w:fldCharType="begin"/>
-    </w:r>
-    <w:r>
-      <w:instrText xml:space="preserve"> PAGE </w:instrText>
-    </w:r>
-    <w:r>
-      <w:fldChar w:fldCharType="separate"/>
-    </w:r>
-    <w:r>
-      <w:rPr>
-        <w:rFonts w:ascii="Times New Roman" w:hAnsi="Times New Roman" w:eastAsia="宋体" w:cs="Times New Roman"/>
-        <w:sz w:val="21"/>
-      </w:rPr>
-      <w:t>1</w:t>
-    </w:r>
-    <w:r>
-      <w:fldChar w:fldCharType="end"/>
-    </w:r>
-  </w:p>
-</w:ftr>
-</file>
-
-<file path=word/footer39.xml><?xml version="1.0" encoding="utf-8"?>
 <w:ftr xmlns:m="http://schemas.openxmlformats.org/officeDocument/2006/math" xmlns:mc="http://schemas.openxmlformats.org/markup-compatibility/2006" xmlns:mo="http://schemas.microsoft.com/office/mac/office/2008/main" xmlns:mv="urn:schemas-microsoft-com:mac:vml" xmlns:o="urn:schemas-microsoft-com:office:office" xmlns:r="http://schemas.openxmlformats.org/officeDocument/2006/relationships" xmlns:v="urn:schemas-microsoft-com:vml" xmlns:w10="urn:schemas-microsoft-com:office:word" xmlns:w14="http://schemas.microsoft.com/office/word/2010/wordml" xmlns:w="http://schemas.openxmlformats.org/wordprocessingml/2006/main" xmlns:wne="http://schemas.microsoft.com/office/word/2006/wordml" xmlns:wp14="http://schemas.microsoft.com/office/word/2010/wordprocessingDrawing" xmlns:wp="http://schemas.openxmlformats.org/drawingml/2006/wordprocessingDrawing" xmlns:wpc="http://schemas.microsoft.com/office/word/2010/wordprocessingCanvas" xmlns:wpg="http://schemas.microsoft.com/office/word/2010/wordprocessingGroup" xmlns:wpi="http://schemas.microsoft.com/office/word/2010/wordprocessingInk" xmlns:wps="http://schemas.microsoft.com/office/word/2010/wordprocessingShape" mc:Ignorable="w14 wp14">
   <w:p>
     <w:pPr>
@@ -15728,64 +15464,6 @@
 </file>
 
 <file path=word/header36.xml><?xml version="1.0" encoding="utf-8"?>
-<w:hdr xmlns:m="http://schemas.openxmlformats.org/officeDocument/2006/math" xmlns:mc="http://schemas.openxmlformats.org/markup-compatibility/2006" xmlns:mo="http://schemas.microsoft.com/office/mac/office/2008/main" xmlns:mv="urn:schemas-microsoft-com:mac:vml" xmlns:o="urn:schemas-microsoft-com:office:office" xmlns:r="http://schemas.openxmlformats.org/officeDocument/2006/relationships" xmlns:v="urn:schemas-microsoft-com:vml" xmlns:w10="urn:schemas-microsoft-com:office:word" xmlns:w14="http://schemas.microsoft.com/office/word/2010/wordml" xmlns:w="http://schemas.openxmlformats.org/wordprocessingml/2006/main" xmlns:wne="http://schemas.microsoft.com/office/word/2006/wordml" xmlns:wp14="http://schemas.microsoft.com/office/word/2010/wordprocessingDrawing" xmlns:wp="http://schemas.openxmlformats.org/drawingml/2006/wordprocessingDrawing" xmlns:wpc="http://schemas.microsoft.com/office/word/2010/wordprocessingCanvas" xmlns:wpg="http://schemas.microsoft.com/office/word/2010/wordprocessingGroup" xmlns:wpi="http://schemas.microsoft.com/office/word/2010/wordprocessingInk" xmlns:wps="http://schemas.microsoft.com/office/word/2010/wordprocessingShape" mc:Ignorable="w14 wp14">
-  <w:p>
-    <w:pPr>
-      <w:pStyle w:val="Header"/>
-    </w:pPr>
-  </w:p>
-</w:hdr>
-</file>
-
-<file path=word/header37.xml><?xml version="1.0" encoding="utf-8"?>
-<w:hdr xmlns:m="http://schemas.openxmlformats.org/officeDocument/2006/math" xmlns:mc="http://schemas.openxmlformats.org/markup-compatibility/2006" xmlns:mo="http://schemas.microsoft.com/office/mac/office/2008/main" xmlns:mv="urn:schemas-microsoft-com:mac:vml" xmlns:o="urn:schemas-microsoft-com:office:office" xmlns:r="http://schemas.openxmlformats.org/officeDocument/2006/relationships" xmlns:v="urn:schemas-microsoft-com:vml" xmlns:w10="urn:schemas-microsoft-com:office:word" xmlns:w14="http://schemas.microsoft.com/office/word/2010/wordml" xmlns:w="http://schemas.openxmlformats.org/wordprocessingml/2006/main" xmlns:wne="http://schemas.microsoft.com/office/word/2006/wordml" xmlns:wp14="http://schemas.microsoft.com/office/word/2010/wordprocessingDrawing" xmlns:wp="http://schemas.openxmlformats.org/drawingml/2006/wordprocessingDrawing" xmlns:wpc="http://schemas.microsoft.com/office/word/2010/wordprocessingCanvas" xmlns:wpg="http://schemas.microsoft.com/office/word/2010/wordprocessingGroup" xmlns:wpi="http://schemas.microsoft.com/office/word/2010/wordprocessingInk" xmlns:wps="http://schemas.microsoft.com/office/word/2010/wordprocessingShape" mc:Ignorable="w14 wp14">
-  <w:p>
-    <w:pPr>
-      <w:pStyle w:val="Header"/>
-      <w:jc w:val="center"/>
-    </w:pPr>
-    <w:r>
-      <w:fldChar w:fldCharType="begin"/>
-    </w:r>
-    <w:r>
-      <w:instrText xml:space="preserve"> STYLEREF "Book Chapter Heading" </w:instrText>
-    </w:r>
-    <w:r>
-      <w:fldChar w:fldCharType="separate"/>
-    </w:r>
-    <w:r>
-      <w:rPr>
-        <w:rFonts w:ascii="Times New Roman" w:hAnsi="Times New Roman" w:eastAsia="宋体" w:cs="Times New Roman"/>
-        <w:sz w:val="21"/>
-      </w:rPr>
-      <w:t>当前章</w:t>
-    </w:r>
-    <w:r>
-      <w:fldChar w:fldCharType="end"/>
-    </w:r>
-  </w:p>
-</w:hdr>
-</file>
-
-<file path=word/header38.xml><?xml version="1.0" encoding="utf-8"?>
-<w:hdr xmlns:m="http://schemas.openxmlformats.org/officeDocument/2006/math" xmlns:mc="http://schemas.openxmlformats.org/markup-compatibility/2006" xmlns:mo="http://schemas.microsoft.com/office/mac/office/2008/main" xmlns:mv="urn:schemas-microsoft-com:mac:vml" xmlns:o="urn:schemas-microsoft-com:office:office" xmlns:r="http://schemas.openxmlformats.org/officeDocument/2006/relationships" xmlns:v="urn:schemas-microsoft-com:vml" xmlns:w10="urn:schemas-microsoft-com:office:word" xmlns:w14="http://schemas.microsoft.com/office/word/2010/wordml" xmlns:w="http://schemas.openxmlformats.org/wordprocessingml/2006/main" xmlns:wne="http://schemas.microsoft.com/office/word/2006/wordml" xmlns:wp14="http://schemas.microsoft.com/office/word/2010/wordprocessingDrawing" xmlns:wp="http://schemas.openxmlformats.org/drawingml/2006/wordprocessingDrawing" xmlns:wpc="http://schemas.microsoft.com/office/word/2010/wordprocessingCanvas" xmlns:wpg="http://schemas.microsoft.com/office/word/2010/wordprocessingGroup" xmlns:wpi="http://schemas.microsoft.com/office/word/2010/wordprocessingInk" xmlns:wps="http://schemas.microsoft.com/office/word/2010/wordprocessingShape" mc:Ignorable="w14 wp14">
-  <w:p>
-    <w:pPr>
-      <w:pStyle w:val="Header"/>
-      <w:jc w:val="center"/>
-    </w:pPr>
-    <w:r>
-      <w:rPr>
-        <w:rFonts w:ascii="Times New Roman" w:hAnsi="Times New Roman" w:eastAsia="宋体" w:cs="Times New Roman"/>
-        <w:sz w:val="21"/>
-      </w:rPr>
-      <w:t>人工智能赋能高职图书馆阅读推广研究</w:t>
-    </w:r>
-  </w:p>
-</w:hdr>
-</file>
-
-<file path=word/header39.xml><?xml version="1.0" encoding="utf-8"?>
 <w:hdr xmlns:m="http://schemas.openxmlformats.org/officeDocument/2006/math" xmlns:mc="http://schemas.openxmlformats.org/markup-compatibility/2006" xmlns:mo="http://schemas.microsoft.com/office/mac/office/2008/main" xmlns:mv="urn:schemas-microsoft-com:mac:vml" xmlns:o="urn:schemas-microsoft-com:office:office" xmlns:r="http://schemas.openxmlformats.org/officeDocument/2006/relationships" xmlns:v="urn:schemas-microsoft-com:vml" xmlns:w10="urn:schemas-microsoft-com:office:word" xmlns:w14="http://schemas.microsoft.com/office/word/2010/wordml" xmlns:w="http://schemas.openxmlformats.org/wordprocessingml/2006/main" xmlns:wne="http://schemas.microsoft.com/office/word/2006/wordml" xmlns:wp14="http://schemas.microsoft.com/office/word/2010/wordprocessingDrawing" xmlns:wp="http://schemas.openxmlformats.org/drawingml/2006/wordprocessingDrawing" xmlns:wpc="http://schemas.microsoft.com/office/word/2010/wordprocessingCanvas" xmlns:wpg="http://schemas.microsoft.com/office/word/2010/wordprocessingGroup" xmlns:wpi="http://schemas.microsoft.com/office/word/2010/wordprocessingInk" xmlns:wps="http://schemas.microsoft.com/office/word/2010/wordprocessingShape" mc:Ignorable="w14 wp14">
   <w:p>
     <w:pPr>

--- a/libriscribe/projects/cs0511/exports/cs0511_格式强控.docx
+++ b/libriscribe/projects/cs0511/exports/cs0511_格式强控.docx
@@ -1450,72 +1450,6 @@
       </w:r>
     </w:p>
     <w:p>
-      <w:pPr/>
-      <w:r>
-        <w:rPr>
-          <w:rFonts w:ascii="Times New Roman" w:hAnsi="Times New Roman" w:eastAsia="宋体" w:cs="Times New Roman"/>
-          <w:b w:val="0"/>
-          <w:sz w:val="24"/>
-        </w:rPr>
-        <w:t>【自评结果】</w:t>
-      </w:r>
-    </w:p>
-    <w:p>
-      <w:pPr/>
-      <w:r>
-        <w:rPr>
-          <w:rFonts w:ascii="Times New Roman" w:hAnsi="Times New Roman" w:eastAsia="宋体" w:cs="Times New Roman"/>
-          <w:b w:val="0"/>
-          <w:sz w:val="24"/>
-        </w:rPr>
-        <w:t>编号连续性与一致性：0/10</w:t>
-      </w:r>
-    </w:p>
-    <w:p>
-      <w:pPr/>
-      <w:r>
-        <w:rPr>
-          <w:rFonts w:ascii="Times New Roman" w:hAnsi="Times New Roman" w:eastAsia="宋体" w:cs="Times New Roman"/>
-          <w:b w:val="0"/>
-          <w:sz w:val="24"/>
-        </w:rPr>
-        <w:t>字数偏差：10/10（偏差 3%）</w:t>
-      </w:r>
-    </w:p>
-    <w:p>
-      <w:pPr/>
-      <w:r>
-        <w:rPr>
-          <w:rFonts w:ascii="Times New Roman" w:hAnsi="Times New Roman" w:eastAsia="宋体" w:cs="Times New Roman"/>
-          <w:b w:val="0"/>
-          <w:sz w:val="24"/>
-        </w:rPr>
-        <w:t>资料分类与引用正确性：10/10</w:t>
-      </w:r>
-    </w:p>
-    <w:p>
-      <w:pPr/>
-      <w:r>
-        <w:rPr>
-          <w:rFonts w:ascii="Times New Roman" w:hAnsi="Times New Roman" w:eastAsia="宋体" w:cs="Times New Roman"/>
-          <w:b w:val="0"/>
-          <w:sz w:val="24"/>
-        </w:rPr>
-        <w:t>参考文献格式规范性：10/10</w:t>
-      </w:r>
-    </w:p>
-    <w:p>
-      <w:pPr/>
-      <w:r>
-        <w:rPr>
-          <w:rFonts w:ascii="Times New Roman" w:hAnsi="Times New Roman" w:eastAsia="宋体" w:cs="Times New Roman"/>
-          <w:b w:val="0"/>
-          <w:sz w:val="24"/>
-        </w:rPr>
-        <w:t>语言客观性：8/10</w:t>
-      </w:r>
-    </w:p>
-    <w:p>
       <w:pPr>
         <w:sectPr>
           <w:headerReference w:type="default" r:id="rId27"/>
@@ -3258,72 +3192,6 @@
       </w:r>
     </w:p>
     <w:p>
-      <w:pPr/>
-      <w:r>
-        <w:rPr>
-          <w:rFonts w:ascii="Times New Roman" w:hAnsi="Times New Roman" w:eastAsia="宋体" w:cs="Times New Roman"/>
-          <w:b w:val="0"/>
-          <w:sz w:val="24"/>
-        </w:rPr>
-        <w:t>【自评结果】</w:t>
-      </w:r>
-    </w:p>
-    <w:p>
-      <w:pPr/>
-      <w:r>
-        <w:rPr>
-          <w:rFonts w:ascii="Times New Roman" w:hAnsi="Times New Roman" w:eastAsia="宋体" w:cs="Times New Roman"/>
-          <w:b w:val="0"/>
-          <w:sz w:val="24"/>
-        </w:rPr>
-        <w:t>编号连续性与一致性：0/10</w:t>
-      </w:r>
-    </w:p>
-    <w:p>
-      <w:pPr/>
-      <w:r>
-        <w:rPr>
-          <w:rFonts w:ascii="Times New Roman" w:hAnsi="Times New Roman" w:eastAsia="宋体" w:cs="Times New Roman"/>
-          <w:b w:val="0"/>
-          <w:sz w:val="24"/>
-        </w:rPr>
-        <w:t>字数偏差：10/10（偏差 7%）</w:t>
-      </w:r>
-    </w:p>
-    <w:p>
-      <w:pPr/>
-      <w:r>
-        <w:rPr>
-          <w:rFonts w:ascii="Times New Roman" w:hAnsi="Times New Roman" w:eastAsia="宋体" w:cs="Times New Roman"/>
-          <w:b w:val="0"/>
-          <w:sz w:val="24"/>
-        </w:rPr>
-        <w:t>资料分类与引用正确性：10/10</w:t>
-      </w:r>
-    </w:p>
-    <w:p>
-      <w:pPr/>
-      <w:r>
-        <w:rPr>
-          <w:rFonts w:ascii="Times New Roman" w:hAnsi="Times New Roman" w:eastAsia="宋体" w:cs="Times New Roman"/>
-          <w:b w:val="0"/>
-          <w:sz w:val="24"/>
-        </w:rPr>
-        <w:t>参考文献格式规范性：10/10</w:t>
-      </w:r>
-    </w:p>
-    <w:p>
-      <w:pPr/>
-      <w:r>
-        <w:rPr>
-          <w:rFonts w:ascii="Times New Roman" w:hAnsi="Times New Roman" w:eastAsia="宋体" w:cs="Times New Roman"/>
-          <w:b w:val="0"/>
-          <w:sz w:val="24"/>
-        </w:rPr>
-        <w:t>语言客观性：8/10</w:t>
-      </w:r>
-    </w:p>
-    <w:p>
       <w:pPr>
         <w:sectPr>
           <w:headerReference w:type="default" r:id="rId33"/>
@@ -3401,7 +3269,7 @@
           <w:b w:val="0"/>
           <w:sz w:val="24"/>
         </w:rPr>
-        <w:t>服务类咨询是高职图书馆智能对话中最适合标准化处理的入口问题，主要围绕开放时间、借还规则、座位预约、证件办理和空间使用展开。读者提出这类问题时，通常并非寻求复杂解释，而是希望快速获得明确答案，如周末是否开馆、图书可借多久、逾期如何处理、自习座位能否提前预约、校园卡遗失后怎样进入图书馆等。由于高职学生在校学习节奏受课程实训、顶岗实习和社团活动影响较大，服务信息若分散在不同通知、网页或系统入口中，容易造成重复询问和使用障碍。智能对话系统可以将开放时间、借阅权限、续借条件、预约步骤、研讨间使用要求等内容转化为稳定问答，使读者在非人工值守时段也能获得基础服务指引。馆员在设置回答时，应避免只给出制度原文，而要把规则改写为读者能够执行的操作说明，例如说明办理地点、所需证件、系统入口和异常处理方式。服务类咨询的核心不是替代馆员判断，而是把高频、低争议、可流程化的问题前置处理，减少读者在进入图书馆服务体系时的初始摩擦。</w:t>
+        <w:t>服务类咨询是高职图书馆读者咨询中最基础、最频繁的类型，主要围绕图书馆使用规则和日常服务流程展开。学生常见问题包括开放时间、节假日安排、图书借还期限、续借方式、逾期处理、座位预约、研讨空间使用、证件办理、入馆权限和失物招领等。这类问题通常具有规则明确、答案稳定、重复率高的特点，适合转化为标准化问答内容。对高职学生而言，图书馆服务规则如果表达不清，容易造成入馆受阻、资源闲置或服务体验下降。虚拟馆员介入服务类咨询，可以在非工作时段提供基础答复，减少人工窗口的重复解释压力。其答复内容应保持简洁、准确和可执行，避免使用过多管理术语，使读者能够直接理解办理条件、操作步骤和注意事项。对于涉及临时闭馆、系统维护、预约规则调整等变化性事项，知识库需及时更新，防止旧规则被反复传播。服务类咨询的智能化处理并不改变图书馆服务制度本身，而是通过更稳定的入口、更清晰的表达和更及时的回应，提高读者获取服务信息的便利性。</w:t>
       </w:r>
     </w:p>
     <w:p>
@@ -3425,7 +3293,7 @@
           <w:b w:val="0"/>
           <w:sz w:val="24"/>
         </w:rPr>
-        <w:t>资源类咨询集中反映读者对馆藏与数字资源入口的识别困难，常见问题包括某本纸质书是否在馆、索书号如何理解、数据库从哪里进入、电子书能否校外访问、文献下载失败如何处理等。高职学生的资源需求往往与课程作业、技能训练、毕业设计和职业资格学习相连接，问题表面是检索操作，实质是读者尚未把题名、主题词、分类号、数据库类型和访问权限等要素组织成可执行的查找路径。虚拟馆员处理这类咨询时，不能只给出“到检索系统查询”的笼统回答，而应将馆藏检索、馆内定位、电子资源访问、账号认证、下载格式和常见故障排查拆解为连续步骤，使读者能够按照提示完成资源获取。对于数据库使用咨询，系统可根据专业方向提示可能涉及的资源类型，如期刊论文、行业标准、电子教材、技能考试资料等，但不能虚构本馆未订购的数据库或资源名称。电子书访问和文献下载还涉及版权授权、校园网认证、并发限制和终端兼容等条件，智能对话应以本馆真实规则为边界，回答中保留必要的限制说明。资源类咨询的难点在于读者提问常常含混，例如只输入“找汽修资料”或“下载论文”，系统需要通过追问限定专业、主题、文献类型和使用目的，再把模糊需求转化为可检索的问题。</w:t>
+        <w:t>资源类咨询主要围绕馆藏资源的发现、获取和使用展开，是高职学生从知道图书馆有资源到真正用上资源之间的关键环节。常见问题包括纸质图书如何检索、索书号怎样理解、图书显示在馆却找不到怎么办、专业数据库从何进入、校外访问是否需要认证、电子书能否下载或在线阅读等。部分学生对数据库、电子书平台和文献下载规则缺乏经验，容易把检索入口、登录方式、全文权限和文件格式混为一谈，进而产生资源不可用的误解。虚拟馆员在处理此类咨询时，可依据标准问答引导读者完成馆藏检索、关键词选择、资源类型判断、访问路径确认和下载条件说明。对于高频问题，回答应尽量使用操作性语言，减少抽象术语，使读者能够按照步骤完成查询。涉及跨库检索、专业主题拓展、文献质量判断或访问异常排查时，智能对话系统只能承担初步分流和路径提示，仍需馆员结合资源权限、学科背景和具体需求做出进一步判断。</w:t>
       </w:r>
     </w:p>
     <w:p>
@@ -3449,7 +3317,7 @@
           <w:b w:val="0"/>
           <w:sz w:val="24"/>
         </w:rPr>
-        <w:t>活动类咨询主要围绕阅读推广活动的报名入口、举办时间、地点安排、参与方式和成果提交等事项展开，是高职图书馆连接读者参与行为的重要咨询类型。读者在面对读书分享会、主题书展、经典诵读、打卡挑战、征文比赛或短视频荐书等活动时，常见疑问并不复杂，却直接影响参与意愿，例如是否需要提前报名、报名后能否取消、活动地点是否变更、线上参与是否有效、作品提交格式是否符合要求等。虚拟馆员处理这类问题时，应把活动通知中分散的信息转化为清晰的问答条目，使读者能够在对话中迅速确认活动对象、时间节点、签到方式、材料要求和奖励规则。高职学生的学习安排常受课程实训、社团任务和校外实践影响，活动咨询若只停留在静态通知层面，容易造成错过报名、误解规则或重复询问。智能对话系统可以根据活动名称、关键词和时间条件返回对应说明，并提示读者关注截止日期、提交渠道和联系方式。对于临时调整、名额限制、作品审核或证书发放等容易引发争议的问题，回答内容必须与馆员发布的正式通知保持一致，避免因自动回复含糊而扩大管理成本。活动类咨询的核心不是替代活动组织，而是降低读者从“看到活动”到“完成参与”的操作阻力。</w:t>
+        <w:t>活动类咨询集中反映读者对阅读推广活动参与流程的理解需求，常见问题包括活动能否报名、报名入口在何处、报名后是否需要确认、活动时间和地点是否调整、线上参与与线下参与有何区别等。高职图书馆的阅读活动形式较为多样，可能涉及主题书展、读书分享、经典诵读、技能竞赛配套阅读、书评征集和打卡活动等，读者在参与前往往更关注操作性信息。虚拟馆员处理此类咨询时，应把活动名称、面向对象、报名方式、参与条件、人数限制、时间地点、签到要求和联系方式组织成清晰的问答内容，减少读者因信息分散产生的反复询问。对于需要提交成果的活动，还应说明提交材料的类型、格式、截止时间和提交渠道，例如书评文本、读书笔记、短视频作品或阅读打卡记录等。活动规则一旦发生变化，智能问答内容需同步更新，避免旧信息继续传播。活动类咨询的服务质量直接影响读者的参与意愿，回答越具体，读者越容易把临时兴趣转化为实际行动。</w:t>
       </w:r>
     </w:p>
     <w:p>
@@ -3473,7 +3341,7 @@
           <w:b w:val="0"/>
           <w:sz w:val="24"/>
         </w:rPr>
-        <w:t>学习类咨询体现的是读者从“找到资源”转向“完成学习任务”的支持需求，常见问题包括毕业设计资料如何查找、某一专业方向应阅读哪些书、课程论文怎样确定关键词、阅读材料如何做笔记，以及信息素养训练从何入手。高职学生的学习任务通常与专业课程、技能训练和岗位能力要求相连，咨询内容往往带有明确情境，单纯返回书名或数据库入口并不能解决问题。虚拟馆员可以根据读者给出的专业、主题、作业类型和使用目的，引导其把宽泛问题拆分为检索词、资源类型、阅读顺序和成果形式。对于常见学习需求，系统可提供主题书单、数据库使用提示、文献筛选方法和基础阅读策略，帮助读者形成可执行的学习路径。若问题涉及选题判断、跨库检索、文献质量评价或专业术语辨析，智能对话只能承担初步引导，仍需馆员介入。学习类咨询的价值不在于替代学习过程，而在于降低读者进入资源体系和阅读任务的门槛。</w:t>
+        <w:t>学习类咨询体现了高职图书馆从资源提供向学习支持延伸的服务特征，常见问题包括毕业设计资料怎样查找、某一专业方向有哪些入门读物、课程作业可参考哪些数据库、如何判断文献信息是否可靠等。与服务类、资源类咨询相比，学习类咨询的答案通常不止一个固定结果，更依赖读者的专业背景、学习阶段和具体任务。部分学生在提出问题时，往往只表达为想找资料或不知道读什么，实际需求可能涉及选题收窄、关键词转换、资料类型辨别和阅读路径安排。虚拟馆员可先通过追问明确专业、课程、主题、用途和时间要求，再提供检索入口、关键词示例、书目类型和阅读顺序等基础建议。对于阅读方法和信息素养方面的需求，智能对话系统可给出文献筛选、笔记整理、引用规范意识和主题阅读步骤等通用指导，帮助学生形成较为清晰的学习行动。若咨询涉及毕业设计论证、复杂专业判断或跨库深度检索，系统答复应转向馆员介入，由人工服务完成更细致的检索指导和学习支持。</w:t>
       </w:r>
     </w:p>
     <w:p>
@@ -3510,7 +3378,7 @@
           <w:b w:val="0"/>
           <w:sz w:val="24"/>
         </w:rPr>
-        <w:t>任务型机器人适用于边界清楚、流程稳定、答案相对固定的图书馆咨询场景，其核心价值在于把读者的高频提问转化为可识别、可匹配、可执行的服务指令。高职图书馆日常接收的大量问题具有重复性，例如开放时间、借还规则、座位预约、证件办理、空间使用、资源入口和活动报名等，读者需要的是准确入口、明确步骤和即时反馈，而不是开放式解释。任务型机器人可以依据预设意图、关键词和标准问答库完成响应，使同类问题保持口径一致，减少人工馆员在重复说明上的时间消耗。它的优势并不在于理解复杂语境，而在于把既定规则稳定地传递给读者，避免同一规则因不同值班人员表达差异而产生理解偏差。若咨询内容超出知识库范围，任务型机器人容易出现答非所问或循环追问，因而其适用前提是规则已经文本化、流程已经标准化、答案可以被维护。这个边界必须承认。对于高职图书馆而言，任务型机器人更适合作为常规咨询的前端分流工具，用来承接数量大、变化小、可标准化处理的服务需求。</w:t>
+        <w:t>任务型机器人以明确任务、固定流程和可预期答案为主要特征，适合处理高职图书馆中规则清晰、重复率较高的咨询事项。其运行基础通常是预设意图、关键词匹配、菜单选择和标准问答库，读者提出开放时间、借还规则、座位预约、证件办理、资源入口等问题时，系统能够依据既定规则给出相对稳定的回应。此类服务并不追求复杂理解，关键在于把常见问题拆解为可识别的服务节点，把馆员反复解释的内容转化为规范化答复。对于读者而言，任务型机器人能够缩短等待时间，减少因咨询渠道不畅产生的操作障碍；对于馆员而言，它能够分担高频重复劳动，使人工服务更多转向个案判断和深度支持。任务型机器人的局限也较为明确，当问题表述含混、需求跨越多个系统，或答案需要结合具体情境判断时，单纯依靠固定流程容易出现答非所问。因而，其服务价值主要体现在标准流程、固定答案和高频咨询场景中，适合作为虚拟馆员服务体系的基础层。</w:t>
       </w:r>
     </w:p>
     <w:p>
@@ -3534,7 +3402,7 @@
           <w:b w:val="0"/>
           <w:sz w:val="24"/>
         </w:rPr>
-        <w:t>生成式对话更适合处理边界较开放、表达较复杂、答案不能完全预设的读者咨询，其服务价值在于对读者问题进行语义理解、文本组织和情境化回应。高职学生提出的阅读问题常常并非单一指令，例如“机电专业学生适合读什么入门书”“这本书主要讲了什么”“怎样围绕职业规划做主题阅读”等，系统需要依据问题意图生成解释性文本，而不能只返回固定链接。生成式对话可以把馆藏信息、主题词、阅读层次和表达语气组合起来，形成初步导读、书目说明、阅读建议或活动引导语，使读者获得较完整的理解入口。它还能够根据读者年级、专业、阅读基础和使用目的调整表达方式，使同一资源在不同读者面前呈现出不同的解释路径。其局限也很清楚，生成内容可能出现事实偏差、书目信息混淆或过度推断，不能直接替代馆员的专业判断。生成式对话的合理定位，是承担开放咨询中的初步解释与表达辅助，并把需要核验、需要价值判断的问题交还给馆员。</w:t>
+        <w:t>生成式对话以自然语言理解和文本生成能力为基础，更适合处理边界不完全固定、表达方式较为开放的咨询。高职图书馆读者提出的问题常常带有模糊性，例如想了解某一主题适合读什么书、某本书的大意如何、某类资料怎样用于课程作业等，答案难以完全依靠预设条目覆盖。生成式对话能够根据读者输入的信息组织解释性文本，对馆藏资源、阅读主题、活动内容和学习任务做出初步梳理，使读者获得较为连贯的理解。它在初步导读中具有较强适应性，可围绕图书主题、人物关系、知识背景和阅读顺序给出通俗说明，帮助阅读基础较弱或目标尚不清晰的学生降低进入门槛。与此同时，生成式对话还能根据读者的专业、年级、兴趣和表达习惯调整回应方式，使咨询服务从标准答复转向更具个体差异的交流。其局限也较为明确，生成内容可能存在事实不准、书目信息混淆或解释过度的问题，因此更适合作为启发、说明和初步建议工具，不能替代馆员对资源、规则和专业咨询结果的最终判断。</w:t>
       </w:r>
     </w:p>
     <w:p>
@@ -3558,7 +3426,7 @@
           <w:b w:val="0"/>
           <w:sz w:val="24"/>
         </w:rPr>
-        <w:t>任务型机器人与生成式对话在图书馆中不宜被理解为替代关系，更适合作为分层服务工具共同运行。开放时间、借还规则、座位预约、数据库入口、活动报名等常规问答，具有标准答案和固定流程，可以通过任务型机器人进行意图识别、菜单引导和规则匹配，以保证答复口径稳定。读者提出的主题阅读、书目理解、学习资料选择和活动参与建议，则常带有表达模糊、需求变化和解释性要求，生成式对话可承担问题改写、内容说明和初步导读。两类系统的组合关键在于问题分流：能被标准问答库覆盖的咨询直接任务化处理，超出规则库的问题再引入生成式辅助。若把所有咨询都交给生成式系统，容易造成事实口径漂移；若只依赖任务型系统，又会使开放性学习需求被压缩成机械入口。较稳妥的做法，是以任务型系统守住规则性服务，以生成式系统扩展解释性服务，使虚拟馆员既能快速回答“怎么办”，也能有限回应“怎样理解”。</w:t>
+        <w:t>任务型机器人与生成式对话在图书馆场景中并非相互替代关系，更适合形成分层协同的服务结构。开放时间、借还规则、座位预约、数据库入口、活动报名方式等常规问答，答案稳定，流程清晰，可由任务型机器人进行意图识别、菜单引导和标准答复。此类问题的处理重点在于准确、快捷和一致，系统把读者问题导向既有规则或服务入口，能够减少馆员重复解释，降低读者获取基础信息的成本。对于表达模糊、答案需要组织说明的复杂咨询，生成式对话可发挥补充作用，如推荐阅读路径、解释资源使用方法、梳理检索关键词，或对活动内容做出情境化说明。两类技术组合使用时，常规事项由任务型机器人承担入口分流和规则答复，开放性问题再引入生成式辅助生成解释文本。高职图书馆配置智能对话服务时，应把问题类型、答案稳定性和服务风险作为分流依据，使机器答复既有边界，也能形成连续的服务体验。</w:t>
       </w:r>
     </w:p>
     <w:p>
@@ -3582,7 +3450,7 @@
           <w:b w:val="0"/>
           <w:sz w:val="24"/>
         </w:rPr>
-        <w:t>高职图书馆引入对话机器人，技术理解应服务于业务判断，而不应变成模型原理说明。馆员需要掌握的，是任务型机器人依靠预设问题、规则流程和知识库匹配来回答咨询，生成式对话依靠语言生成能力组织解释性文本。这样的理解已经足以支撑服务设计、问题分流、内容审核和风险控制。若把注意力过多放在模型结构、训练过程和算法参数上，反而容易遮蔽图书馆真正需要解决的服务问题。技术解释应保持可交流、可执行、可培训，使馆员能够判断哪些问题适合自动答复，哪些问题必须转由人工处理。技术边界越清楚，虚拟馆员越不容易被误用为全能服务者。对高职图书馆而言，更合适的技术表述应落在业务语言之内，例如“能否识别问题意图”“答案是否来自已确认知识库”“是否需要馆员复核”“是否保留咨询记录”。这些判断比算法细节更接近实际管理。馆员培训也应围绕典型问法、错误回答识别、知识库维护和转人工条件展开，使技术被纳入日常服务流程。若读者把生成式回答误认为权威结论，服务风险会被放大；若馆员把系统输出当作未经审查的草稿，风险就能被控制在可处理范围内。技术理解的尺度，最终取决于图书馆能否把工具能力转化为稳定、可解释、可追责的服务安排。</w:t>
+        <w:t>高职图书馆理解对话机器人，重点在于把握其服务能力、适用场景和管理要求，而非追求对模型结构、训练过程和底层算法的专业化说明。对于馆员和管理者而言，任务型机器人可以被理解为按照既定规则回答问题的服务工具，生成式对话可以被理解为依据输入内容组织语言回应的辅助工具。这样的解释方式有助于降低技术使用门槛，使馆员能够围绕读者需求、知识库质量、问题转接和回答审核来安排工作。若把讨论过多转向参数规模、训练语料、神经网络结构等技术细节，反而容易偏离图书馆服务改进的实际目标。技术理解的边界并不意味着忽视技术风险，而是要求在通俗理解的基础上识别可控事项，包括回答是否准确、入口是否清晰、读者是否容易获得人工帮助、系统是否便于维护。对高职图书馆来说，较为稳妥的做法是把对话机器人视为阅读推广和咨询服务的辅助环节，通过明确问题类型、规范答复内容、保留人工审核来保证服务质量。</w:t>
       </w:r>
     </w:p>
     <w:p>
@@ -3619,7 +3487,7 @@
           <w:b w:val="0"/>
           <w:sz w:val="24"/>
         </w:rPr>
-        <w:t>微信公众号自动回复是高职图书馆开展智能咨询的低门槛入口，适合承接开放时间、借还规则、座位预约、证件办理、数据库入口等高频问题。馆员可将读者常用提问转化为关键词，如“开放时间”“续借”“电子书”“活动报名”等，使系统在读者输入相近词语时返回稳定答复。菜单导航则适合处理路径明确的事项，将馆藏检索、空间预约、读者指南、阅读活动等栏目固定在公众号底部，减少读者反复询问入口位置的成本。常见问题库的建设决定了自动回复的实际效果，问题表述应接近日常语言，答案应包含操作步骤、办理条件和必要的人工联系方式。与独立开发智能客服相比，公众号自动回复不要求复杂系统建设，馆员经过基础配置即可运行。它的局限也很清楚，答案只能覆盖已整理的问题，不能替代馆员对复杂咨询的判断。</w:t>
+        <w:t>微信公众号自动回复是高职图书馆开展低成本智能咨询的基础形式，适合承接开放时间、借还规则、座位预约、证件办理、空间使用等高频问题。馆员可围绕读者常用表达设置关键词，如开馆时间、续借、座位、数据库、活动报名等，使系统在读者输入相关词语后返回简明答案或服务入口。菜单导航则适合处理路径较固定的咨询，可将馆藏检索、电子资源、读者服务、阅读活动、常见问题等内容分层呈现，减少读者反复输入和馆员重复解释。常见问题库是自动回复稳定运行的内容基础，其条目宜采用一问一答形式，语言保持清晰、准确，避免把规章制度原文简单搬入回复界面。对于经常变化的活动通知、临时闭馆安排、资源访问入口等内容，自动回复需要与馆内日常管理同步更新，保证读者获得的信息与实际服务状态一致。该方式技术门槛较低，依托既有公众号即可实施，能够作为高职图书馆智能咨询体系的起点。</w:t>
       </w:r>
     </w:p>
     <w:p>
@@ -3643,7 +3511,7 @@
           <w:b w:val="0"/>
           <w:sz w:val="24"/>
         </w:rPr>
-        <w:t>平台智能客服接入，是在学校已有信息化平台、图书馆业务系统或合规第三方客服工具中嵌入咨询入口，使读者能够在常用数字环境中完成即时询问。高职院校通常已建设校园门户、移动校园、企业微信、学习平台或图书馆管理系统，图书馆可优先利用这些既有入口配置智能问答模块，减少单独开发带来的经费、运维和培训压力。与微信公众号自动回复相比，平台客服更适合承接跨栏目、跨系统的咨询，例如读者从课程学习页面进入数据库使用问题，或在预约座位时同时询问空间规则和开放时段。若采用第三方客服工具，图书馆需关注账号权限、数据留存、接口稳定性和服务边界，避免把读者身份信息、借阅记录或学习需求暴露在缺乏管理约束的环境中。系统接入的关键不在技术形式，而在入口是否醒目、问题是否能够被准确分流、答复是否与馆内制度保持一致。平台客服只有嵌入真实业务流程，才能从“可聊天”的工具转化为可承担咨询分流和服务导引的基础设施。</w:t>
+        <w:t>平台智能客服接入是在微信公众号自动回复之外更具整合性的低成本路径，适合已经建设校园服务门户、图书馆管理系统或移动端应用的高职院校。图书馆可依托学校统一身份认证、办事大厅、企业微信、钉钉校园平台等既有入口，将开放时间查询、借阅状态提醒、电子资源入口、活动报名咨询等内容纳入同一问答界面，减少读者在多个系统之间反复切换。若图书馆所用管理系统已提供智能咨询模块，也可在系统服务台、馆藏检索页、移动图书馆页面嵌入客服窗口，使读者在查找资源时直接获得操作提示。部分第三方客服工具具备意图识别、知识库匹配、会话记录和转人工功能，高职图书馆可根据经费、数据安全和维护能力审慎选用。平台接入的管理重点不在于追求复杂技术配置，而在于保证入口清晰、答案准确、权限合规和人工兜底，使智能咨询真正嵌入读者日常使用流程。</w:t>
       </w:r>
     </w:p>
     <w:p>
@@ -3667,7 +3535,7 @@
           <w:b w:val="0"/>
           <w:sz w:val="24"/>
         </w:rPr>
-        <w:t>知识库建设是微信自动回复和平台智能客服稳定运行的基础，其核心工作是把分散在通知、制度、网页和馆员经验中的服务信息，整理为读者能够直接提问、系统能够准确匹配的标准问答。高职图书馆可先从开放时间、借还规则、座位预约、证件办理、空间使用等服务事项入手，将“什么时候开馆”“逾期怎么办”“自习座位如何预约”等日常问法转化为规范问题，并在答案中写明办理条件、操作路径和咨询入口。资源类内容也应纳入知识库，包括馆藏检索入口、数据库访问方式、电子书阅读路径、文献下载限制和校外访问说明，避免读者在不同平台之间反复跳转。阅读活动信息则需按照活动名称、报名对象、时间地点、参与方式、成果提交和联系方式进行结构化处理，使机器人能够回答“能不能参加”“在哪里报名”“作品交到哪里”等具体问题。标准问答不宜只保存正式制度文本，还要保留接近日常表达的同义问法，因为读者往往不会按照馆内文件名称发问。知识库越接近真实咨询语言，自动回复越能减少误答和漏答。</w:t>
+        <w:t>知识库建设是微信自动回复和智能客服稳定运行的内容基础，其核心工作是把分散在网站、公众号、读者手册、规章制度和活动通知中的服务信息转化为结构清晰、表述一致、便于检索的标准问答。高职图书馆可先围绕开放时间、借还规则、座位预约、证件办理、空间使用等高频服务事项建立基础条目，再将馆藏检索入口、数据库访问方式、电子书阅读路径、文献下载说明等资源信息纳入同一知识框架。阅读推广活动相关内容也应同步整理，包括活动名称、报名时间、举办地点、参与对象、签到方式、成果提交要求和学分或证书说明等，避免读者因信息分散而反复咨询。每一条问答宜采用读者真实提问的表达方式设置问题，用简明、准确、可操作的语言给出回答，并在必要位置附上办理入口、负责部门或线下咨询地点。对于同一事项的不同问法，如开馆时间、几点闭馆、周末开放吗等，可通过同义词和关键词归并到同一答案，减少系统漏答和错答。知识库条目还需保持口径统一，借阅期限、续借次数、违约处理、数据库校外访问方式等内容应与图书馆正式规章和现行系统设置一致。若活动信息具有时效性，问答中应明确适用时间，活动结束后及时下架或转入历史记录。经过规范整理的知识库能够把馆员经验转化为可复用的服务资源，使低成本智能咨询从简单关键词响应转向相对稳定的日常问答支持。</w:t>
       </w:r>
     </w:p>
     <w:p>
@@ -3691,7 +3559,18 @@
           <w:b w:val="0"/>
           <w:sz w:val="24"/>
         </w:rPr>
-        <w:t>智能客服知识库一经建立，并不能自动保持有效，高职图书馆必须把维护与更新纳入日常业务流程。开放时间、借还规则、座位预约办法、数据库访问入口和活动安排，都会随校历、系统调整和服务政策变化而改变，若仍沿用旧答案，读者获得的便是错误指引。馆员可按月检查高频问答，对照馆内通知、业务系统页面和实际办理流程，核验回答中的时间、地点、链接、联系人和操作步骤。遇到新政策、新活动、新资源上线，应同步补充标准问答，并删除失效入口和过期表述。读者反复追问、转人工频次较高或反馈“不准确”的问题，也应进入修订清单。只有形成“发布—使用—核查—修订”的循环，低成本智能咨询才不会停留在一次性建设层面。为避免更新责任悬空，图书馆还需明确知识库维护人员、审核人员和更新时限，将修改记录保留下来，便于追溯某一答案何时调整、因何调整。对临时闭馆、系统故障、活动延期等影响读者即时决策的信息，应建立快速更新通道，使智能客服答复与人工服务口径保持一致。</w:t>
+        <w:t>知识库投入使用后，维护与更新机制直接影响智能咨询的可靠性。高职图书馆的服务规则、开放安排、资源入口和活动信息具有较强时效性，若答案停留在旧版本，读者会在座位预约、数据库访问、活动报名等环节获得错误提示，削弱对智能客服的信任。馆员宜定期检查高频问答、菜单链接、关键词触发结果和客服转接记录，重点核对回答是否准确、链接是否可用、表述是否与现行制度一致。寒暑假开放时间调整、借阅规则变化、新数据库开通、阅读推广活动发布等内容，应在通知形成后同步更新问答条目，避免公众号、网站、馆内公告和智能客服之间出现口径差异。更新工作还应保留版本记录，标明修改时间、修改原因和责任人员，便于追溯服务差错。</w:t>
+      </w:r>
+    </w:p>
+    <w:p>
+      <w:pPr/>
+      <w:r>
+        <w:rPr>
+          <w:rFonts w:ascii="Times New Roman" w:hAnsi="Times New Roman" w:eastAsia="宋体" w:cs="Times New Roman"/>
+          <w:b w:val="0"/>
+          <w:sz w:val="24"/>
+        </w:rPr>
+        <w:t>从运行管理看，维护机制不能只依赖临时补漏，还需把读者真实提问转化为知识库迭代依据。智能客服后台、微信公众号留言、人工咨询记录和活动报名反馈中常会出现新的表达方式，同一问题也可能被写成多种问法。馆员可定期汇总未命中问题、重复追问问题和转人工问题，将普遍性内容补充为标准问答，并为同一答案设置多个关键词或相近问法。对于新政策、新活动、新资源，答案应说明操作步骤、适用对象、办理入口和注意事项。涉及规则解释、个人信息、资源权限和活动资格的内容，应由相关岗位复核后再发布，防止自动回复把未确认信息扩散为固定答案。</w:t>
       </w:r>
     </w:p>
     <w:p>
@@ -3728,7 +3607,18 @@
           <w:b w:val="0"/>
           <w:sz w:val="24"/>
         </w:rPr>
-        <w:t>高职图书馆日常咨询中，开放时间、借还规则、座位预约、证件办理、数据库入口、活动报名路径等问题具有高度重复性，适合交由 AI 进行快速响应。此类问题的共同特征是答案边界清楚、办理流程稳定、读者表达相对集中，只要知识库内容准确，系统便能按照关键词、意图识别或菜单导航给出即时指引。AI 介入后，读者无需等待馆员逐一回复，可在晚间、自习高峰或活动报名集中时段获得基本信息，咨询通道的拥堵由此被削减。对馆员而言，重复解释规则和入口的时间被释放出来，可以转向资源建设、阅读指导和复杂咨询处理。高频问题的自动化处理并不意味着降低服务标准，关键在于把答案写成可执行的流程说明，例如入口位置、操作步骤、注意事项和人工联系方式都应清楚呈现。若 AI 回答只停留在笼统提示，读者仍会反复追问，常规咨询便会重新回流到人工端。</w:t>
+        <w:t>在人机协同的咨询服务结构中，AI 更适合处理高频、重复、规则明确的问题。高职图书馆日常咨询多集中在开放时间、借还规则、座位预约、证件办理、空间借用、数据库入口、活动报名方式等事项上。这些问题答案相对稳定，读者关注的是快速获得准确入口和操作步骤。交由智能客服或自动问答系统处理，能够减少馆员重复解释的时间消耗，使读者在非工作时段也能获得基本响应。阅读推广活动中，AI 还可即时回答活动时间、地点、对象、签到要求、成果提交方式等常规问题，降低读者参与前的信息搜寻成本。</w:t>
+      </w:r>
+    </w:p>
+    <w:p>
+      <w:pPr/>
+      <w:r>
+        <w:rPr>
+          <w:rFonts w:ascii="Times New Roman" w:hAnsi="Times New Roman" w:eastAsia="宋体" w:cs="Times New Roman"/>
+          <w:b w:val="0"/>
+          <w:sz w:val="24"/>
+        </w:rPr>
+        <w:t>AI 处理高频重复问题的关键，在于把既有规则转化为清晰、可触发、可执行的服务答案。图书馆可将常见咨询拆分为规则说明、入口查询和流程指引三类。规则说明回答能不能、是否需要、适用条件是什么，如借阅期限、续借限制、座位预约规则等。入口查询解决在哪里进入、从哪个菜单办理、使用何种账号登录等问题，如电子资源访问入口、活动报名页面、移动图书馆登录路径等。流程指引把操作分解为连续步骤，使读者能够按提示完成预约、检索、报名、下载或提交。此类答案应避免冗长说明，宜使用稳定术语和明确动作，减少同一事项在不同渠道中的表述差异。AI 响应越接近读者实际提问方式，越能在服务前端拦截重复咨询，为馆员保留处理复杂问题的时间与注意力。</w:t>
       </w:r>
     </w:p>
     <w:p>
@@ -3752,7 +3642,7 @@
           <w:b w:val="0"/>
           <w:sz w:val="24"/>
         </w:rPr>
-        <w:t>复杂个案不能交由 AI 独立完成。特殊需求往往包含读者身份、学习任务、身体条件、时间限制和既有服务规则之间的交叉关系，标准答案只能给出一般流程，无法判断何种处理更合适。跨系统问题也需要馆员接手，例如认证平台、图书馆管理系统、数据库访问权限和学校统一身份入口同时出现异常时，读者看到的是一个故障，实际原因却可能分布在多个管理环节。深度检索更依赖人工判断，毕业设计选题、专业文献追踪、行业资料获取和关键词转换，都要求馆员理解读者的学习目标，并在馆藏资源、开放数据库和检索策略之间作出取舍。情绪沟通同样超出机器问答的稳定能力，抱怨、焦虑、挫败或求助背后常有被理解和被回应的需求，机械回复会放大读者的不满。因而，AI 适合承担信息入口和常规解释，馆员则应在判断、协调、安抚和责任承担环节保持在场。</w:t>
+        <w:t>复杂个案通常具有需求不明、系统关联多、判断依赖经验等特征，难以由 AI 依据固定问答完成。学生因实习、竞赛、毕业设计提出延长借阅、跨校获取资料、集中使用研修空间等请求时，馆员需结合馆内规则、院系安排和个人学习进度判断可行路径。统一身份认证异常、数据库校外访问失败、座位预约与门禁信息不一致等跨系统问题，也需馆员联系相关平台或部门排查。深度检索服务依赖专业判断，馆员需根据选题、专业背景和资源权限调整检索式，筛选结果，指导读者理解文献类型和获取路径。读者在借阅争议、资源受限、活动资格受阻时可能出现焦虑、抱怨或挫败感，人工接手有助于解释规则、安抚情绪、协调处理。馆员接手后，应确认读者身份、问题环节、已尝试操作和期望结果，再判断属于规则解释、技术排障、资源协调还是学习支持；对无法即时解决的事项，可形成记录，明确反馈时限和责任环节。涉及个人信息、学习进度、借阅权益的内容，还需控制信息暴露范围。AI 可记录问题和提示基础流程，但不能替代馆员承担责任判断、跨部门协调、专业检索和情感回应。</w:t>
       </w:r>
     </w:p>
     <w:p>
@@ -3776,7 +3666,18 @@
           <w:b w:val="0"/>
           <w:sz w:val="24"/>
         </w:rPr>
-        <w:t>转人工机制的关键，在于把“无法由 AI 可靠处理”的情形提前转化为可识别的触发条件。高职图书馆可在智能客服中设置关键词触发规则，凡出现“投诉”“账号异常”“逾期争议”“打不开数据库”“毕业设计资料”“急用”“人工”等表达，系统应停止继续给出泛化答案，转由馆员判断问题性质。读者主动选择也是必要入口，菜单中应保留清晰的“联系馆员”选项，避免读者被迫在无效问答中反复输入同一问题。对话持续时间和失败轮次同样需要纳入规则，当系统连续多轮未能命中答案、读者重复追问或反馈“没有解决”时，应自动生成转接提示。转接过程不能只把读者推给人工窗口，还应同步保留前序对话、读者身份信息和已尝试的解决路径，减少馆员重新询问的成本。没有这些条件设计，所谓智能客服会把服务责任滞留在机器端，复杂问题反而被延误。</w:t>
+        <w:t>转人工机制是智能咨询服务保持可靠性的关键环节。高职图书馆在接入自动问答或智能客服时，不能只关注回答速度，还应明确哪些咨询需要由馆员接续处理。较为可行的做法，是在系统后台设置关键词触发条件，将投诉、申诉、逾期争议、账号异常、无法登录、数据库打不开、毕业设计、论文检索、心理焦虑等词语纳入转接范围。读者表述中出现强烈否定、反复追问或明显情绪化用语时，系统也应提示馆员介入，避免机械回复加重读者不满。关键词设置不宜一次固化，应根据真实咨询记录持续修订，使触发范围覆盖高频疑难问题，又避免过度转接造成馆员负担。</w:t>
+      </w:r>
+    </w:p>
+    <w:p>
+      <w:pPr/>
+      <w:r>
+        <w:rPr>
+          <w:rFonts w:ascii="Times New Roman" w:hAnsi="Times New Roman" w:eastAsia="宋体" w:cs="Times New Roman"/>
+          <w:b w:val="0"/>
+          <w:sz w:val="24"/>
+        </w:rPr>
+        <w:t>除系统自动识别外，读者主动选择也应成为转人工的重要入口。智能客服界面宜保留清晰的人工咨询按钮，避免读者在多轮菜单中反复跳转。对于不熟悉图书馆系统的新生、校外访问受阻的实习学生、正在准备毕业设计的读者，主动转接能够减少无效等待，提高问题解决的确定性。系统还可设置长时间未解决的转接条件，例如连续多轮答非所问、读者重复输入同一问题、问题停留在未完成状态等情形，均可自动生成转人工提示。馆员接手时，应看到前序对话、读者已尝试的操作和系统给出的回答，减少重复询问，使人工服务能够从问题断点继续推进。转接完成后，处理结果宜回写到知识库，为同类问题的后续自动响应提供依据。</w:t>
       </w:r>
     </w:p>
     <w:p>
@@ -3800,7 +3701,7 @@
           <w:b w:val="0"/>
           <w:sz w:val="24"/>
         </w:rPr>
-        <w:t>服务闭环的形成，关键在于让每一次咨询都留下可被整理、判断和再利用的服务痕迹。AI 在前端记录读者提问、命中答案、未解决事项和转人工节点，馆员据此识别高频问题、模糊表述和知识库缺口。疑难问题由馆员接手后，处理结果不能停留在个别回复层面，而应转化为标准问答、流程说明或检索指引，经过审核后补入知识库。若读者反复询问同一资源入口、同一活动规则或同一系统故障，说明原有答案表达不清或入口设置不顺，更新对象就不只是答案文本，还包括菜单层级、关键词设置和转接规则。闭环运行还要求保留人工判断的位置，避免把一次特殊处理直接固化为普遍规则，导致后续服务误导其他读者。AI 记录问题、馆员处理疑难、处理结果反哺知识库，三者连接起来后，智能咨询才从简单应答转为持续改进的服务机制。</w:t>
+        <w:t>服务闭环形成的关键，在于把 AI 即时响应、馆员专业处理和知识库持续更新连接为同一条工作链。智能客服在接待读者咨询时，应保留问题类型、提问表述、命中答案、未解决原因和转人工记录，形成可追溯的服务线索。馆员接手疑难问题后，不只是完成个案答复，还需判断该问题是否具有重复出现的可能，是否反映规则说明不清、系统入口不明或阅读推广信息发布不足。对于能够标准化的问题，处理结果可整理为新的问答条目，补入知识库，并同步修订关键词、菜单路径和自动回复话术。对于暂时不能标准化的问题，也可归入咨询台账，作为后续优化服务流程、调整活动说明和完善资源指引的依据。这样，AI 不再只是前端应答工具，馆员也不只是被动补位者，二者共同构成问题发现、人工判断、答案沉淀和再次服务的循环机制。服务闭环越稳定，虚拟馆员的回答越贴近真实场景，高职图书馆阅读推广中的咨询响应也越能保持准确、连续和可改进。</w:t>
       </w:r>
     </w:p>
     <w:p>
@@ -3837,7 +3738,18 @@
           <w:b w:val="0"/>
           <w:sz w:val="24"/>
         </w:rPr>
-        <w:t>当读者在咨询中表现出焦虑、抱怨、求助或挫败时，服务问题已不再只是信息匹配问题。高职学生在借阅逾期、账号异常、数据库无法访问、活动报名失败或毕业设计资料难以获取时，常把眼前障碍理解为学习进度受阻，情绪表达会先于问题描述出现。AI 可以识别部分负面词语，也可以给出流程化安抚语句，但它难以判断读者沉默、反复追问、语气急促背后的真实压力，更无法承担服务关系中的理解、解释和修复责任。馆员介入的价值，在于把读者的情绪从“被系统拒绝”的感受中分离出来，先确认其具体困难，再说明可行路径和限制条件，使读者知道问题正在被人处理。对于抱怨性咨询，人工回应还需避免机械辩解，应区分规则本身、系统故障和沟通误差，必要时给出替代方案或后续反馈时间。情绪明显的需求必须转入人工环节，因为阅读推广服务面对的不是抽象用户，而是处在具体学习任务和校园生活压力中的学生。</w:t>
+        <w:t>读者咨询中一旦出现明显情绪，服务重点便不再只是给出规则答案或操作路径。高职学生可能因作业提交、毕业设计、数据库访问、座位预约、借阅记录异常等问题产生焦虑，也可能因多次尝试未果而抱怨、急躁或挫败。此类表达往往伴随时间压力和心理压力，读者需要处境被理解、问题被确认、路径被解释。AI 可以识别部分情绪化词语，给出安抚性话术，但回应多依赖预设模板。若系统持续重复标准答案，读者容易感到被敷衍，不满可能进一步扩大。</w:t>
+      </w:r>
+    </w:p>
+    <w:p>
+      <w:pPr/>
+      <w:r>
+        <w:rPr>
+          <w:rFonts w:ascii="Times New Roman" w:hAnsi="Times New Roman" w:eastAsia="宋体" w:cs="Times New Roman"/>
+          <w:b w:val="0"/>
+          <w:sz w:val="24"/>
+        </w:rPr>
+        <w:t>面对情绪明显的咨询，馆员介入具有不可替代的服务意义。馆员可以通过追问澄清问题来源，区分读者是在寻找资源、申诉规则、请求协助，还是需要情绪安抚。对于焦虑型需求，馆员应帮助读者拆解任务，说明可立即处理的事项和需要等待协调的环节。对于抱怨型需求，馆员需先回应具体困扰，再解释规则依据和补救办法。对于求助和挫败型需求，馆员的语气、耐心和现场判断能够降低无助感，使智能咨询转向有温度的支持服务。</w:t>
       </w:r>
     </w:p>
     <w:p>
@@ -3861,7 +3773,7 @@
           <w:b w:val="0"/>
           <w:sz w:val="24"/>
         </w:rPr>
-        <w:t>复杂检索与专业咨询必须由馆员介入，因为问题的核心已经超出答案匹配。高职学生在毕业设计、课程项目和技能竞赛准备中提出的资料需求，往往带有专业方向、研究对象、成果形式和时间限制，单纯给出数据库入口或关键词列表难以解决问题。馆员需要判断学生题目的范围是否过宽，检索词是否准确，中文资源、外文资源、纸本文献和电子资源之间如何组合使用。跨库检索更依赖人工经验，不同平台的收录范围、检索字段、下载权限和结果排序并不一致，AI 若只依据表层语义生成建议，容易造成资源遗漏或路径误导。专业文献推荐也不能停留在“相似主题”层面，还要结合高职专业培养目标、学生阅读能力和作业要求，筛选出可读、可用、可引用的材料。此类咨询的服务重点，是把学生模糊的学习需求转化为可执行的检索方案。</w:t>
+        <w:t>复杂检索与专业咨询往往超出自动问答的标准处理范围。高职学生在毕业设计、课程论文、技能竞赛和岗位调研中提出资料需求时，问题通常不只是寻找图书或数据库入口，还涉及选题范围、关键词转换、检索式组合、文献类型判断和结果筛选。AI 可以给出检索词建议，说明数据库使用路径，但难以准确判断专业方向、课程要求和资料适配度。馆员介入后，能够结合高职专业设置和学生学习阶段，把模糊需求转化为可检索的问题，减少无效试错。跨库检索更需要馆员判断，不同数据库在收录范围、文献格式和下载权限上存在差异，读者容易把检索不到误认为资源不存在，也可能因误用主题词降低效率。对于毕业设计中的行业标准、技术资料、案例材料和学术论文需求，馆员可以指导读者区分基础阅读、专业支撑和论证引用所需资料，选择纸本文献、电子图书、期刊论文、学位论文或开放资源。此类服务的关键不在于替读者完成作业，而在于帮助其掌握检索路径、评价资料质量，形成较为规范的信息利用习惯。</w:t>
       </w:r>
     </w:p>
     <w:p>
@@ -3885,7 +3797,18 @@
           <w:b w:val="0"/>
           <w:sz w:val="24"/>
         </w:rPr>
-        <w:t>涉及规则争议与权益问题的咨询，不能交由 AI 单独裁量。逾期费用认定、借阅权限限制、数据库访问异常、活动报名资格、成果提交有效性以及投诉建议受理，表面上都可以被拆解为规则问答，实际却常包含事实核验、责任区分和利益平衡。读者提出异议时，AI 若仅依据知识库返回固定条款，容易把尚未查明的系统故障、通知遗漏、身份信息错误或特殊学习需求处理成读者单方责任。资源访问异常尤其需要人工排查账号状态、校内外访问环境、数据库授权范围和平台运行情况，否则简单告知“无权限”会削弱读者对图书馆服务的信任。活动资格争议也不能停留在报名规则层面，馆员需核对发布时间、名额分配、对象限定和补录机制，判断是否存在解释不充分或流程设计不合理的问题。投诉建议更具有服务治理意义，AI 可以完成登记、分类和提醒，但是否采纳、如何反馈、是否修正规则，必须由图书馆人员作出明确回应。规则一旦影响读者权益，服务就从自动答复转入责任处理。</w:t>
+        <w:t>规则争议与权益问题关系读者对图书馆服务公平性和可信度的判断，不能由 AI 单独处理。逾期争议较为典型，读者可能认为系统提醒未送达、还书记录异常，或因假期、实习无法按时归还，若智能客服只按借阅规则固定答复，容易忽视责任边界。资源访问异常也具有相似特点，校内外认证、数据库权限、账号状态、网络环境和采购范围都可能影响访问结果，AI 可以提示常规排查步骤，却难以判断异常来源。活动资格争议需要人工核验，报名名额、参与条件、签到记录、成果提交时间和评优规则都涉及组织解释权，自动回复可能造成规则适用僵硬。投诉建议更不能停留在模板化安抚层面，馆员需确认事实、记录诉求、区分意见类型，给出处理路径。</w:t>
+      </w:r>
+    </w:p>
+    <w:p>
+      <w:pPr/>
+      <w:r>
+        <w:rPr>
+          <w:rFonts w:ascii="Times New Roman" w:hAnsi="Times New Roman" w:eastAsia="宋体" w:cs="Times New Roman"/>
+          <w:b w:val="0"/>
+          <w:sz w:val="24"/>
+        </w:rPr>
+        <w:t>此类问题的共同特征，是咨询内容已经超出信息告知，进入权益确认、责任判断和服务协调环节。AI 可以承担前置接待功能，收集读者姓名、学号、联系方式、问题发生时间、相关截图和已尝试的处理方式，减少馆员重复询问。涉及收费减免、权限恢复、资格认定、投诉受理等事项时，答复必须由馆员或相应管理人员依据馆内制度和实际记录做出。人工介入还应保留处理痕迹，使读者知道问题由谁受理、依据何种规则处理、后续如何反馈。对反复出现的争议，图书馆可在不公开个人信息的前提下修订规则说明和问答口径，但个案判断仍需保持人工审核。</w:t>
       </w:r>
     </w:p>
     <w:p>
@@ -3909,7 +3832,18 @@
           <w:b w:val="0"/>
           <w:sz w:val="24"/>
         </w:rPr>
-        <w:t>涉及隐私、错误信息和敏感内容的咨询，必须设置人工审核环节，AI 不能成为最终判断者。读者在咨询中可能提交姓名、学号、借阅记录、联系方式、学习困难、心理压力或家庭情况等信息，这些内容一旦被随意记录、转发或用于模型继续生成，便会突破图书馆服务所应遵守的必要限度。错误信息的风险同样直接，AI 可能把过期规则、未核实的资源入口、虚构的书目信息或不准确的活动要求包装成确定回答，使读者依据错误提示作出学习安排。敏感内容还包括不当言论、歧视性表达、版权受限文本、考试违规请求以及可能伤害读者身心安全的求助信息，系统若只按语义相似度回应，就会把服务效率置于责任判断之前。馆员介入的作用，是对信息是否可处理、答案是否可靠、表达是否合规、后续是否需要转交相关部门作出判断，并对处理过程留下必要记录。AI 可以承担识别提示和风险预警，但伦理责任不能转移给工具。</w:t>
+        <w:t>涉及隐私、错误信息和敏感内容的读者咨询，必须纳入人工审核范围。高职图书馆智能客服可能接触读者姓名、学号、联系方式、借阅记录、检索记录、座位预约信息和活动参与信息，这些内容与个人学习生活密切相关，不能由系统在缺少权限判断时随意展示、转发或留存。读者询问账号异常、借阅记录争议、个人阅读记录查询等问题时，AI 只能提示基本办理路径，具体核验和权限确认应由馆员或相关管理人员完成。错误信息同样会带来服务风险，生成式对话可能把不存在的馆藏、数据库入口、活动安排或借阅规则表达为确定答案，使读者做出错误选择。馆员审核能够及时识别不可靠回答，纠正事实偏差，防止自动回复扩大误导范围。</w:t>
+      </w:r>
+    </w:p>
+    <w:p>
+      <w:pPr/>
+      <w:r>
+        <w:rPr>
+          <w:rFonts w:ascii="Times New Roman" w:hAnsi="Times New Roman" w:eastAsia="宋体" w:cs="Times New Roman"/>
+          <w:b w:val="0"/>
+          <w:sz w:val="24"/>
+        </w:rPr>
+        <w:t>敏感内容的处置更依赖人的判断。读者咨询中可能出现个人困境、心理压力、投诉表达、身份信息暴露、侵权举报、网络安全疑问等情况，AI 难以准确判断语境、后果和责任边界。若系统机械回应，可能造成二次伤害，也可能把本应保密的信息暴露给无关人员。高职图书馆部署智能对话服务时，应设置敏感词触发、异常问答留痕、人工复核和权限分级等机制，使 AI 停留在提示、分流和记录层面。凡涉及隐私披露、事实核验、价值判断和安全风险的咨询，都应由人工做出最终处理决定。便利性需服从服务伦理和安全责任。</w:t>
       </w:r>
     </w:p>
     <w:p>
@@ -3959,7 +3893,7 @@
           <w:b w:val="0"/>
           <w:sz w:val="24"/>
         </w:rPr>
-        <w:t>活动文案是高职图书馆阅读推广中最常见、最基础的内容形态，承担着告知信息、解释规则、吸引参与和维持现场秩序的作用。通知类文本要求时间、地点、对象、报名方式、活动流程和注意事项清楚准确，不能用含混表达替代必要信息，否则学生容易因理解偏差错过参与机会。推文类文本在信息完整之外，还要兼顾标题吸引力、导语亲和度和阅读节奏，使活动从一则行政通知转化为读者愿意打开、愿意转发的校园内容。报名说明需要把参与条件、名额限制、提交材料、截止时间、联系方式等事项写得具体，尤其要避免临时变更造成重复咨询。活动介绍则应说明主题来源、阅读对象、活动形式和预期收获，使学生能够判断活动与自身专业学习、兴趣发展或能力提升之间的关系。主持词、开场白和串联语更接近现场表达，既要保持图书馆服务的稳重气质，也要适应高职学生的接受习惯，避免空泛口号和过度煽情。活动文案的质量直接影响推广触达效果，AI 辅助生成的价值也正是从这些高频、重复、格式相对稳定的文本需求中显现出来。</w:t>
+        <w:t>活动文案是高职图书馆阅读推广中使用频率较高的基础文本，承担信息告知、兴趣唤起、流程说明和现场衔接等功能。通知类文案偏重准确性，需写明活动名称、对象范围、时间地点、报名方式、参与要求和联系方式，避免因表述含混造成读者误解。推文类文案更强调传播效果，通常需要设置导语、活动亮点、阅读价值、参与收益和行动入口，使学生能够在较短时间内理解活动内容并做出参与判断。报名说明类文案需将名额限制、提交材料、签到方式、成果要求和注意事项表达清楚，特别是涉及学分、证书或评优时，更要保持规则一致。活动介绍类文案则要说明主题来源、图书资源、阅读任务和组织形式，使推广活动与馆藏建设、专业学习和校园文化形成联系。主持词等现场文本还需兼顾秩序引导和氛围营造，语言不宜过度口号化，应符合图书馆公共文化服务的稳健气质。</w:t>
       </w:r>
     </w:p>
     <w:p>
@@ -3983,7 +3917,7 @@
           <w:b w:val="0"/>
           <w:sz w:val="24"/>
         </w:rPr>
-        <w:t>书评导读类内容承担着把图书从馆藏条目转化为阅读入口的功能，其核心不在于替代读者完成判断，而在于降低读者接近文本的难度。推荐语通常用于书单、推文封面、馆内展陈和借阅页面，文字应简洁说明作品主题、阅读价值和适合对象，避免把所有图书都写成抽象的“经典”“必读”。导读词更接近阅读前的路径提示，需要交代作者背景、作品结构、关键问题和阅读切入点，使高职学生能够把一本书同专业学习、职业理解或个人成长经验联系起来。书摘解读则要求在尊重原文语境的基础上选择具有解释价值的片段，通过概念说明、情节提示或问题追问帮助读者进入文本，而不能把摘录改写成脱离原书的励志短句。主题书单说明还需处理图书之间的关系，例如围绕工匠精神、职业伦理、数字素养、心理调适、传统文化等主题，说明选书逻辑、阅读顺序和不同层次读者的选择方式。若书评导读只追求宣传语的热闹，图书馆就会把阅读推广降格为流量包装；真正有效的导读文本应在吸引阅读与保持知识准确之间建立稳定尺度。</w:t>
+        <w:t>书评导读类内容是阅读推广由告知走向引导的重要文本形态，主要包括图书推荐语、导读词、书摘解读和主题书单说明。推荐语通常篇幅较短，侧重呈现图书主题、阅读价值和适合对象，使学生能够迅速判断作品是否与自身兴趣、专业学习或成长需求相关。导读词更强调阅读入口的建构，可围绕作者背景、内容结构、核心问题和阅读难点展开，帮助读者在进入文本前形成基本理解。书摘解读需避免把摘录变成简单拼贴，应结合语境说明关键段落的意义、表达方式和思考价值，引导学生从片段阅读转向整本书阅读。主题书单说明则承担资源组织功能，可围绕职业素养、专业发展、人文修养、心理成长等主题，将多种图书放入同一阅读脉络中。对高职图书馆而言，这类内容的写作还需兼顾可读性和准确性，语言不宜艰深，判断不宜夸饰，书名、作者、版本、内容简介等基础信息必须经过核验。</w:t>
       </w:r>
     </w:p>
     <w:p>
@@ -4007,7 +3941,7 @@
           <w:b w:val="0"/>
           <w:sz w:val="24"/>
         </w:rPr>
-        <w:t>短视频脚本类内容，是高职图书馆把阅读推广转化为移动端传播语言的重要文本形态，其对象通常不是已经形成稳定阅读习惯的读者，而是被课程、实训、社交媒体和碎片化信息共同分散注意力的学生群体。一分钟荐书脚本应在有限时长内完成“引入问题—呈现图书—给出阅读理由—提示借阅方式”的基本结构，语言要短，信息要准，不能把书评式长句直接搬入视频。馆员出镜脚本更依赖人物可信度，镜头中的馆员既要说明图书内容、适读对象和阅读入口，也要保持校园服务者的平实语气，避免把阅读推广处理成商业带货。活动回顾脚本则承担记录与再传播功能，需要围绕现场片段、读者参与、作品展示和后续借阅兴趣组织叙述，使一次活动留下可再次触达读者的内容资产。与传统推文相比，短视频脚本必须预先考虑画面、字幕、口播、配乐和节奏之间的配合，否则文本即使完整，也可能在实际拍摄中显得拖沓。高职图书馆使用 AI 生成此类脚本时，可让其先提供分镜、口播稿和字幕草案，但书名、作者、馆藏位置、活动信息和价值表达仍需由馆员核验。</w:t>
+        <w:t>短视频脚本类内容是高职图书馆适应新媒体传播环境的重要表达形态，主要服务于一分钟荐书、馆员出镜讲解、阅读活动预告和活动回顾等场景。一分钟荐书脚本需在有限时长内完成选题引入、图书亮点呈现、适读对象说明和阅读行动提示，语言应简洁、有节奏，避免把书评正文直接压缩为口播稿。馆员出镜脚本更强调人物可信度和现场亲近感，可围绕一本书、一个专业主题、一个阅读困惑展开，使馆员从服务后台走向可感知的阅读引导者。活动回顾脚本则承担记录与再传播功能，通常需要交代活动主题、现场环节、读者参与状态和成果呈现，但不宜停留在流水账式描述。对高职学生而言，短视频脚本的有效性取决于内容是否贴近学习生活、专业兴趣和校园语境，画面设计、口播文本和字幕提示需形成一致的表达方向。AI 参与此类内容创作时，可辅助生成分镜结构、口播初稿、字幕要点和互动提问，但最终脚本仍需由馆员根据馆藏实际、活动安排和学生接受习惯进行修订。</w:t>
       </w:r>
     </w:p>
     <w:p>
@@ -4031,7 +3965,7 @@
           <w:b w:val="0"/>
           <w:sz w:val="24"/>
         </w:rPr>
-        <w:t>宣传视觉类内容承担着把阅读推广信息转化为可识别、可停留、可传播的视觉入口的功能，常见形态包括活动海报、主题展板、推文封面图、电子屏画面和活动主视觉等。海报通常用于活动预告和报名引导，画面需要突出主题名称、时间地点、参与对象、报名方式和主办单位，文字层级若处理不清，读者会先被版面吸引，却难以完成实际参与。展板更适合主题书展、读书月、专业阅读周等持续性场景，其重点不只是美化空间，还要通过书目分区、主题阐释、阅读路径和导览提示，把馆藏资源组织成可被现场理解的阅读线索。封面图主要服务于微信公众号、视频号、校园平台等线上传播场景，尺寸、标题、色彩和留白都会影响打开率与识别度，过度复杂的图像反而会削弱核心信息。活动主视觉则关系到一次推广活动的整体识别系统，海报、推文、报名页、现场背景、纪念证书等材料如果风格分散，活动会显得临时拼接，难以形成稳定的栏目记忆。高职图书馆在设计这类素材时，应让视觉表达服从阅读推广目标，既体现校园文化和图书馆气质，也保持信息准确、版式清楚和使用场景匹配。</w:t>
+        <w:t>宣传视觉类内容是阅读推广从文本告知走向场景呈现的重要载体，主要包括活动海报、展板版面、推文封面图、活动主视觉和现场背景图等。海报通常承担第一触达功能，需在有限版面中呈现活动主题、时间地点、参与对象、报名方式和核心吸引点，避免信息过密造成阅读负担。展板更适合用于馆内空间展示，可围绕主题阅读、馆藏推荐、活动成果和读者作品形成连续叙事，使学生在进入图书馆或经过公共区域时获得稳定的视觉提示。推文封面图直接影响线上传播的打开率，画面风格需与标题、栏目定位和目标读者相协调，不能只追求醒目效果而削弱图书馆内容的可信度。活动主视觉则具有统摄作用，能够将海报、推文、签到页、背景板和纪念材料纳入同一识别系统，保持阅读推广活动的整体感。对于高职图书馆而言，宣传视觉类内容还需兼顾校园审美、专业特色和阅读氛围，使视觉表达服务于活动理解、参与动机和文化认同，而不是停留在装饰层面。</w:t>
       </w:r>
     </w:p>
     <w:p>
@@ -4068,7 +4002,7 @@
           <w:b w:val="0"/>
           <w:sz w:val="24"/>
         </w:rPr>
-        <w:t>创意激发是 AI 辅助阅读推广内容创作的前端环节，其作用在于帮助馆员从相对固定的活动经验中打开选题空间。高职图书馆在策划读书月、专业阅读周、新生入馆教育或主题书展时，常会面临主题相似、名称重复、传播口号缺少辨识度的问题，AI 可以依据馆员输入的服务对象、专业背景、校园文化和活动目标，快速生成多个主题角度供比较。馆员可要求 AI 围绕“技能成才”“工匠精神”“职业规划”“数字素养”“经典阅读”等方向提出活动名称，并进一步区分正式通知型、社群传播型、短视频引流型等不同表达方式，使同一活动在不同媒介中形成适配语言。传播口号的生成不能停留在押韵和热闹上，还要能够准确提示活动价值，例如突出“读书与专业学习的连接”“阅读与职业能力的关系”“图书馆资源与学生成长的路径”。内容切入点的设计更能体现 AI 的辅助价值，它可以把抽象主题转化为问题式入口、场景式入口或任务式入口，使学生从“为什么要参加”转向“参加后能够解决什么具体困惑”。AI 给出的创意只是候选方案，真正决定其可用性的仍是馆员对学校读者、馆藏资源和活动条件的判断；如果创意脱离学生语言、专业场景和图书馆服务能力，再新颖的名称也难以转化为有效参与。</w:t>
+        <w:t>创意激发是 AI 辅助阅读推广内容创作的前端环节，主要作用在于打开选题空间，降低活动策划初始阶段的思维成本。高职图书馆开展阅读推广时，常需在专业学习、校园文化、节日节点、学生兴趣和馆藏特色之间寻找连接点，单靠人工经验容易形成固定套路。AI 可根据读者对象、活动场景、馆藏主题和传播渠道，提出职业成长阅读、技能学习书单、心理调适阅读、传统文化阅读、毕业季阅读等主题角度，使活动构思从单一书目推荐转向更具情境感的主题组织。在活动名称设计上，AI 能够围绕关键词生成不同语气和风格的备选方案，便于馆员比较庄重型、校园型、互动型和新媒体型表达的差异。传播口号和内容切入点也可借助 AI 形成初步清单，如从一本书引出一个专业问题，从一次活动连接一种学习方法，从一个校园场景进入阅读话题。馆员应把 AI 输出视为创意素材库，保留有启发性的角度，删除空泛、夸张或与馆藏条件不符的表述，再结合学校专业结构、学生阅读基础和图书馆服务定位做出取舍。</w:t>
       </w:r>
     </w:p>
     <w:p>
@@ -4092,7 +4026,7 @@
           <w:b w:val="0"/>
           <w:sz w:val="24"/>
         </w:rPr>
-        <w:t>文本初稿生成，是 AI 在阅读推广内容创作中最容易落地的应用形态，其价值在于把馆员从重复性起草工作中部分释放出来，使有限精力转向信息核验、风格调整和读者适配。高职图书馆日常需要发布活动推文、报名通知、阅读倡议、书评导读、主题书单说明和活动流程介绍，这些文本往往有相对稳定的结构，却又需要根据对象、主题和传播渠道作出差异化表达。馆员向 AI 提供活动名称、服务对象、时间地点、参与方式、推荐书目、字数要求和语气要求后，系统可以生成较完整的初稿，包括标题备选、导语、正文框架、结尾提示和互动引导语。书评与导读类初稿则可围绕图书主题、人物关系、核心观点、适读群体和阅读价值展开，帮助馆员快速形成可修改的表达基础，避免从空白页面开始构思。活动说明类文本更适合由 AI 先行搭建规则性内容，如报名条件、参与步骤、提交方式、评选安排和注意事项，但其中涉及馆藏状态、活动名额、奖励设置和具体日期的信息必须由馆员依据真实通知逐项确认。AI 生成的初稿不能直接等同于可发布文本，它只是把材料组织成一种可见的语言形态；一旦馆员把未经核查的书目信息、夸张宣传语或不符合校园语境的表达原样发布，阅读推广就会从服务沟通滑向内容风险。</w:t>
+        <w:t>文本初稿生成是 AI 辅助阅读推广内容创作中最直接的应用形态，适合处理推文、书评、导读词、活动说明等有明确格式和传播目的的文字任务。高职图书馆日常推广常面临人手有限、更新频率较高、内容类型多样的压力，AI 能够根据馆员提供的主题、对象、书目信息、活动安排和发布渠道，快速形成结构完整的初稿。以微信公众号推文为例，馆员输入活动名称、参与对象、时间地点、报名方式、阅读主题和语气要求后，AI 可生成标题备选、导语、正文框架和结尾提示，再由人工补充本馆空间、馆藏和学生社群信息。书评和导读类文本更依赖准确书目信息与价值判断，AI 可协助整理作品主题、人物关系、阅读亮点和适读人群，但书名、作者、版本、内容概述和引文必须由馆员核验。活动说明类文本强调清晰和可执行，AI 初稿可覆盖活动目的、参与条件、流程安排、成果提交和注意事项，使推广文本形成较规范的表达底稿。</w:t>
       </w:r>
     </w:p>
     <w:p>
@@ -4116,7 +4050,7 @@
           <w:b w:val="0"/>
           <w:sz w:val="24"/>
         </w:rPr>
-        <w:t>短视频和现场讲解并非把活动文案压缩成口播文字，它们需要明确的时间分配、镜头顺序、信息节奏和互动节点，AI 可以在这一环节承担结构搭建的辅助工作。馆员输入推广主题、目标读者、视频时长、呈现平台和希望突出的馆藏资源后，AI 能够生成开场引入、问题提出、图书或资源介绍、行动提示等脚本框架，使原本零散的创意转化为可拍摄、可排练、可修改的文本。对于一分钟荐书、馆员出镜介绍、活动回顾短片等常见形式，AI 还可按照“场景—台词—画面—字幕—配乐提示”的方式拆分内容，帮助馆员提前发现信息过密、转折生硬或画面难以实现的问题。讲解结构同样可以借助 AI 进行整理，例如把一本书的推荐理由区分为主题价值、职业关联、阅读难度和适用人群，把一次活动介绍区分为参与对象、流程安排、成果要求和报名入口。互动问题的设计更能体现阅读推广的服务取向，AI 可围绕图书情节、专业学习、校园生活或职业规划生成提问备选，但这些问题必须经过馆员筛选，避免空泛提问和强行煽动情绪。脚本生成的有效性取决于输入条件的清晰程度，也取决于人工对节奏、场景和读者接受能力的判断；AI 给出的结构只是工作底稿，真正决定传播质量的仍是图书馆对内容边界和表达分寸的把握。</w:t>
+        <w:t>脚本与结构设计是 AI 介入阅读推广内容生产的重要环节，尤其适用于短视频荐书、馆员讲解、活动预告和阅读方法介绍等场景。高职图书馆在制作一分钟荐书视频时，往往需要在较短时间内完成开场吸引、图书信息呈现、核心内容概括、阅读价值说明和行动引导。AI 能够依据视频时长、传播平台、受众类型和表达语气，生成分镜脚本、口播文案和画面提示，使内容从零散想法转化为可执行的拍摄方案。对于馆员出镜类内容，AI 还可帮助安排讲解层次，例如由专业学习痛点切入，再引出相关图书或数据库资源，进而给出阅读建议和到馆路径。互动问题的设计同样适合引入 AI 辅助，馆员可要求其围绕图书主题、校园生活或职业发展提出评论区提问、投票选项和活动延伸任务，以增强读者参与感。脚本生成后仍需由馆员根据真实馆藏、活动安排和学生表达习惯进行调整，避免出现信息失实、语气失衡或节奏过密的问题。</w:t>
       </w:r>
     </w:p>
     <w:p>
@@ -4140,7 +4074,7 @@
           <w:b w:val="0"/>
           <w:sz w:val="24"/>
         </w:rPr>
-        <w:t>素材辅助制作主要面向阅读推广中的视觉表达准备工作，其核心并不是让 AI 直接替代设计人员完成成品，而是帮助馆员把活动主题转化为可沟通、可修改、可执行的视觉方案。高职图书馆在制作活动海报、推文封面、展板草图或短视频背景时，常会遇到主题表述清楚但画面构思模糊的问题，AI 可以依据活动名称、读者对象、推荐书目、校园场景和传播渠道，生成图片提示词、版式设想、色彩方向和元素组合建议。馆员可要求 AI 围绕“书籍、书架、校园、技能训练、青年学生、光影、传统纹样、数字界面”等元素进行组合，并区分正式通知、社群转发、馆内展陈和新媒体封面等不同用途，使同一活动在视觉上保持基本统一，又能适应不同媒介的尺寸和阅读习惯。在海报构思层面，AI 能够提供标题位置、主视觉关系、留白区域、二维码安放、时间地点呈现方式等建议，减少馆员从零开始构图的试错成本。对于缺少专业设计人员的高职图书馆而言，这类辅助尤其适合用于形成设计沟通稿，馆员可将 AI 生成的提示词和构思说明交由美工、宣传部门或外部平台继续加工。AI 给出的视觉元素仍需经过人工筛选，因为阅读推广的画面应服务于图书、读者和校园文化，而不能滑向空洞的装饰化表达。</w:t>
+        <w:t>素材辅助制作是 AI 辅助内容生成从文字策划延伸到视觉呈现的重要环节。高职图书馆在制作阅读活动海报、推文封面、书单配图和展板草图时，常需把抽象主题转化为具体画面。AI 能够根据活动名称、阅读主题、受众年龄、校园场景和传播渠道，帮助馆员形成图片提示词，明确画面主体、背景元素、色彩倾向、构图方式和文字留白位置。围绕工匠精神阅读、毕业季荐书、传统文化阅读、心理疗愈阅读等主题，AI 可以提出图书、书架、校园建筑、专业工具、人物剪影、光影氛围等视觉元素建议，使海报构思更快进入可执行状态。对于缺少设计经验的馆员而言，这类辅助并不替代审美判断，而是提供若干可比较的视觉方向，便于在版式、色调和图书馆气质之间做出选择。素材生成后仍需结合馆内标识规范、活动真实信息和发布平台尺寸进行调整，避免画面好看但信息层级混乱、主题表达偏离或与校园文化风格不协调。</w:t>
       </w:r>
     </w:p>
     <w:p>
@@ -4177,7 +4111,29 @@
           <w:b w:val="0"/>
           <w:sz w:val="24"/>
         </w:rPr>
-        <w:t>活动方案初稿生成，是大模型介入阅读推广策划环节的典型方式，其作用在于把分散的活动设想转化为结构完整、便于讨论和修改的方案文本。高职图书馆在策划主题阅读、专业书展、新生导读、技能竞赛配套阅读等活动时，馆员可向大模型输入活动主题、读者对象、场地条件、时间安排、资源基础和预期参与方式，使其生成包含活动背景、活动目标、实施流程、人员分工、物料准备、宣传渠道和预期效果的初步框架。背景部分可用于说明活动与校园学习、专业成长、阅读习惯培养之间的关系，目标部分则应区分知识获取、阅读兴趣、资源利用和互动参与等不同指向，避免把活动目的写成空泛口号。流程设计可按照预热宣传、报名组织、现场实施、成果提交、展示反馈等环节展开，分工安排则可对应馆员、学生社团、院系教师和技术支持人员的职责边界，使方案从创意表达进入可执行层面。大模型生成的预期效果通常具有概括性，馆员需结合本馆服务能力、既有活动经验和学生参与特点进行压缩或修正，不能把未经验证的参与规模、传播效果和育人成效写成确定结论。可采用的工作方式是先由馆员提出清晰任务，再由大模型生成方案骨架，随后围绕可行性、准确性和学校管理要求进行人工修改；这样形成的初稿不是最终方案，而是降低策划起步成本、提高集体讨论效率的工作底稿。</w:t>
+        <w:t>活动方案初稿生成是大模型参与阅读推广策划的基础环节，适合把零散创意转化为具有执行轮廓的方案文本。高职图书馆策划主题阅读、专业书展、读书分享、经典诵读等活动时，通常要说明活动背景、目标对象、组织流程、人员分工和预期效果。馆员可输入活动主题、服务对象、时间周期、场地条件、馆藏资源和宣传渠道，由大模型生成方案框架。生成内容可包括活动缘起、参与范围、流程安排、宣传方式、物资准备、人员职责和成果呈现。这样的初稿能够降低起草难度，使馆员较快获得可讨论、可修改、可报审的文本基础。</w:t>
+      </w:r>
+    </w:p>
+    <w:p>
+      <w:pPr/>
+      <w:r>
+        <w:rPr>
+          <w:rFonts w:ascii="Times New Roman" w:hAnsi="Times New Roman" w:eastAsia="宋体" w:cs="Times New Roman"/>
+          <w:b w:val="0"/>
+          <w:sz w:val="24"/>
+        </w:rPr>
+        <w:t>活动方案初稿的质量取决于提示语的信息明确程度。若只输入开展读书活动之类的宽泛要求，输出结果容易停留在通用模板层面，难以体现高职学生专业学习、技能成长和校园阅读文化需求。较为有效的做法，是把活动目的限定为新生入馆教育、专业课程拓展、工匠精神阅读、心理健康阅读或毕业生职业发展阅读等具体方向，再说明参与人数、活动时长、组织单位和成果形式。大模型据此可生成更贴近场景的流程安排，如书单发布、导读分享、互动交流和读书札记提交。人员分工也可区分活动统筹、资源准备、宣传发布、现场秩序和成果整理等任务。</w:t>
+      </w:r>
+    </w:p>
+    <w:p>
+      <w:pPr/>
+      <w:r>
+        <w:rPr>
+          <w:rFonts w:ascii="Times New Roman" w:hAnsi="Times New Roman" w:eastAsia="宋体" w:cs="Times New Roman"/>
+          <w:b w:val="0"/>
+          <w:sz w:val="24"/>
+        </w:rPr>
+        <w:t>活动方案初稿只是策划文本的起点，不能替代馆员的专业判断和组织经验。生成的背景表述需与学校育人定位、图书馆年度工作安排和真实馆藏条件相匹配，不能写入不存在的资源、场地或合作单位。生成目标应避免过度宏大，宜转化为可观察的参与行为和成果形态，如完成阅读打卡、提交书评、参与分享或形成主题书单。流程设计需接受时间、空间、人员和经费条件的检验，分工安排需对应馆内实际岗位和协作关系。经过人工核验、补充和本地化改写后，初稿才能成为阅读推广工作的可靠策划支撑。</w:t>
       </w:r>
     </w:p>
     <w:p>
@@ -4201,7 +4157,18 @@
           <w:b w:val="0"/>
           <w:sz w:val="24"/>
         </w:rPr>
-        <w:t>书评与导读生成适合由大模型承担初稿组织工作，但其前提是馆员已经明确图书的基本信息、推广对象和阅读目的。围绕图书主题，AI 可以提炼作品所涉及的成长、职业、伦理、技术、社会关系等核心议题，并把这些议题转化为适合高职学生理解的导读问题，使推荐语不止停留在“好看”“有用”的浅层评价。围绕人物与情节，AI 能够帮助梳理主要人物的行动线索、冲突关系和关键情节，形成较清晰的阅读入口，降低学生面对较长文本或专业性作品时的理解门槛。围绕价值阐释，AI 可依据馆员设定的推广方向，生成与职业素养、审美能力、沟通能力、问题意识相关的表达，使书评与校园育人目标形成关联。这个环节不能让 AI 替代阅读判断，因为图书内容、作者背景、引文出处和情节细节都可能被模型误写，未经核验的生成文本会削弱图书馆推荐的可信度。较稳妥的做法，是由馆员提供书名、作者、版本、主题关键词、目标读者、篇幅要求和语气风格，让 AI 生成若干导读角度，再由馆员选择、删改和补充真实阅读感受，最终形成既便于传播又经得起核查的书评文本。</w:t>
+        <w:t>书评与导读生成适用于主题书单、馆藏推荐、活动预热和新书宣传。馆员使用大模型时，可围绕图书主题、主要人物、情节线索、思想价值和适读对象提出要求，使内容从简介转向阅读引导。文学类图书可依据人物关系、叙事冲突和情感变化生成导读语。专业类或通识类图书可提炼核心议题、知识框架和现实关联，使推荐语贴近高职学生需求。生成式书评只能作为底稿，馆员仍需核对书名、作者、版本、内容简介和引文表述，避免未经确认的信息进入宣传材料。</w:t>
+      </w:r>
+    </w:p>
+    <w:p>
+      <w:pPr/>
+      <w:r>
+        <w:rPr>
+          <w:rFonts w:ascii="Times New Roman" w:hAnsi="Times New Roman" w:eastAsia="宋体" w:cs="Times New Roman"/>
+          <w:b w:val="0"/>
+          <w:sz w:val="24"/>
+        </w:rPr>
+        <w:t>书评与导读质量取决于输入信息的完整度和阅读目的的清晰度。若只输入书名，模型容易生成泛化评价，难以体现馆藏特色和学生差异。馆员可补充图书主题、推荐栏目、读者年级、专业背景和活动语境，使导读文本具有明确指向。面向新生的导读宜降低理解门槛，突出阅读兴趣和校园适应；面向毕业设计阶段学生的导读可突出资料价值、问题意识和方法启发。涉及历史、伦理、职业价值和社会议题的图书，生成内容应保持判断审慎，避免把复杂文本简化为单一结论。</w:t>
       </w:r>
     </w:p>
     <w:p>
@@ -4225,7 +4192,7 @@
           <w:b w:val="0"/>
           <w:sz w:val="24"/>
         </w:rPr>
-        <w:t>提示语设计决定大模型生成活动方案与书评导读的初稿质量，其关键在于把馆员的隐性意图转化为清晰、可执行的文本要求。馆员向模型提出任务时，应明确说明服务对象，如新生、毕业班学生、某一专业学生或阅读社群成员，因为不同对象的知识基础、阅读兴趣和表达接受度并不相同。场景也需交代清楚，同一部图书用于新书推荐、主题班会、专业拓展阅读或短视频荐书时，内容重点和叙述方式会发生变化。语气要求应具体到“亲切、简洁、适合校园推文、避免夸张营销表达”等可判断的标准，不能只给出“写得好一点”之类含混指令。字数、格式和用途同样影响输出结果，例如要求生成 300 字推文导语、5 分钟导读稿或三段式活动说明，模型才可能形成较稳定的结构。更有效的提示语还应提供必要的书目信息、活动主题、传播渠道和禁用表达，使 AI 围绕既定边界组织语言，减少事实偏差、风格漂移和内容空泛的问题。馆员还可采用“任务说明—背景材料—输出要求—审核重点”的提示语结构，把模型需要遵守的条件一次性说明，必要时要求其列出可修改版本而非直接生成定稿。对于书评和活动方案，提示语越能体现真实馆藏、学生专业、活动周期和发布平台，生成内容越容易进入人工修订环节，AI 也越不容易滑向通用化套话。</w:t>
+        <w:t>提示语设计直接影响大模型生成活动方案与书评的可用程度。馆员提出需求时，不能只给出活动名称或图书名称，还应说明服务对象、应用场景、表达语气、篇幅范围和具体用途。面向新生的阅读活动方案，语言宜清晰、亲切，流程说明需便于理解；面向专业社群的导读文本，则需突出学科关联、职业能力和阅读延展。若用于微信公众号推文、馆内海报、活动主持稿或申报材料，文本结构、标题方式和叙述密度也应随之调整。较为完整的提示语通常包括主题背景、受众特征、内容目标、输出格式、语体要求和限制条件，使模型能够在明确边界内生成初稿。对于书评与导读生成，馆员还可补充书名、作者、版本、核心内容、适读人群和禁止虚构引文等要求，降低生成内容偏离事实的风险。提示语越接近真实工作任务，输出结果越便于进入后续修改、审核和发布流程。</w:t>
       </w:r>
     </w:p>
     <w:p>
@@ -4249,7 +4216,7 @@
           <w:b w:val="0"/>
           <w:sz w:val="24"/>
         </w:rPr>
-        <w:t>大模型生成的活动方案、书评和导读只能作为可修改的初稿，不能直接等同于图书馆可发布内容。馆员的修订应先落在事实层面，对书名、作者、出版社、版本、馆藏状态、活动时间、报名方式、参与对象等信息逐项核对，避免生成文本把相近图书、相似活动或过期资料混在一起。书目信息尤其需要谨慎，作品内容简介、人物关系、主题概括和引文表述都应回到馆藏目录、图书实物或可信书目记录中查验，不能让流畅的语言掩盖事实错误。价值导向也必须经过人工判断，高职图书馆面向学生开展阅读推广时，导读文字应尊重作品本身，避免把复杂文本简化为励志口号、成功学话术或单一职业功利解释。语言风格的修订则关系到传播效果，馆员需删除夸张宣传、空泛赞美和过度娱乐化表达，使文本保持亲切、清楚、适合校园阅读场景的语气。人工核验的意义在于把 AI 的生成效率转化为图书馆可以承担责任的公共表达，未经核验的内容越完整，越容易形成误导。发布前还应设置审核留痕，记录 AI 生成版本、馆员修改内容和最终审核意见，便于出现争议时追溯责任。对涉及学生姓名、联系方式、借阅行为等信息的材料，应删除无关个人信息，防止阅读推广内容在传播中越过服务边界。</w:t>
+        <w:t>大模型生成的活动方案、书评和导读文本只能作为编辑底稿，不能直接进入发布环节。馆员在修订时应先核验事实信息，包括书名、作者、译者、出版社、版本、馆藏状态、活动时间、地点、报名方式和参与对象，避免模型根据相近文本生成错误表述。涉及图书内容的推荐语，还需回到原书目录、内容简介、馆藏记录或可靠书目信息进行比对，防止人物关系、情节概括、主题判断和引文来源出现偏差。价值导向审核同样不可省略，文本应符合校园文化和职业教育育人要求，避免过度娱乐化、刻板化表达，避免把复杂作品简化为单一标签。语言风格修订则关系到阅读推广的亲和力和可信度，馆员需根据受众差异调整语气、篇幅和叙述密度，使文本既保持图书馆公共服务的稳健气质，又能贴近高职学生的阅读习惯。经过事实核验、书目信息校对、价值判断和语言润色，AI 生成内容才能转化为可发布、可追责、可持续积累的馆内宣传资源。</w:t>
       </w:r>
     </w:p>
     <w:p>
@@ -4286,7 +4253,7 @@
           <w:b w:val="0"/>
           <w:sz w:val="24"/>
         </w:rPr>
-        <w:t>阅读推广中的宣传素材并非单一装饰物，而是活动信息、阅读氛围和馆藏形象的视觉承载。海报通常承担集中告知功能，需要在有限版面内呈现活动主题、时间地点、参与对象、报名方式和主办信息，适用于馆内张贴、电子屏展示和线上转发。推文配图更强调与正文内容的衔接，它要服务于标题吸引、段落分隔和情绪铺垫，使读者在浏览公众号或校园平台时迅速判断内容与自身是否相关。活动背景图多用于讲座、读书会、荐书直播、颁奖展示等现场或线上空间，其作用在于统一视觉识别，减少临时拼贴造成的杂乱感。展架视觉则面向线下流动场景，常放置在图书馆入口、教学楼大厅或活动现场，应突出主题识别和路径引导，避免把过多文字压缩到读者难以停留阅读的版面中。对高职图书馆而言，AI 绘画工具的价值在于帮助馆员快速形成不同场景的视觉草案，但素材是否适合使用，仍取决于它能否准确传达活动信息、贴合校园审美，并与图书馆公共文化空间的气质保持一致。</w:t>
+        <w:t>宣传素材是阅读推广活动进入读者视野的重要媒介，其使用场景通常包括馆内海报、微信公众号推文配图、活动现场背景、展架视觉、电子屏轮播图和社群传播封面等。馆内海报侧重即时告知和空间引导，画面需在较短观看时间内呈现活动主题、时间地点、参与对象和报名方式。推文配图更强调与文本内容的协调，既要形成阅读兴趣，也要适配手机端浏览习惯，避免信息过密影响识别。活动背景和展架视觉承担现场氛围营造功能，适合突出主题书目、阅读口号、校园文化元素和活动识别符号。电子屏与社群封面则更依赖清晰构图和醒目标题，便于读者在流动场景中快速理解活动内容。AI 绘画工具介入宣传素材制作时，馆员需先明确具体发布载体、画面比例、信息层级和阅读距离，使生成结果服务于实际传播任务，而非停留在单纯好看的图像效果。</w:t>
       </w:r>
     </w:p>
     <w:p>
@@ -4303,6 +4270,17 @@
       </w:r>
     </w:p>
     <w:p>
+      <w:pPr/>
+      <w:r>
+        <w:rPr>
+          <w:rFonts w:ascii="Times New Roman" w:hAnsi="Times New Roman" w:eastAsia="宋体" w:cs="Times New Roman"/>
+          <w:b w:val="0"/>
+          <w:sz w:val="24"/>
+        </w:rPr>
+        <w:t>图像提示词是馆员把宣传意图转化为画面指令的文本，直接影响 AI 绘画工具对主题、氛围和版式的理解。较完整的提示词通常包括主题、风格、色调、元素和构图。主题限定阅读推广内容，如新生入馆、经典阅读、职业技能主题书展等，表述越具体，生成结果越接近使用场景。风格决定整体审美，可选择校园清新、简洁现代、温暖书卷气、插画风或摄影感，避免过度商业化、娱乐化。色调关系到视觉识别和情绪传达，可根据活动性质设定暖色、冷色、低饱和度或明亮色系，使画面与图书馆空间和校园文化协调。元素可包含书籍、书架、阅读灯、校园建筑、学生剪影等，但数量需适度，避免画面拥挤。构图需说明主体位置、留白区域、视角和比例，如竖版海报预留标题与活动信息位置，推文封面兼顾手机端裁切，展板背景适合开阔横向构图。馆员还应写明禁止事项，如避免错误文字、变形人物、真实校徽误用和无关商业标识，减少后期修改成本。</w:t>
+      </w:r>
+    </w:p>
+    <w:p>
       <w:pPr>
         <w:pStyle w:val="BookLevel4Heading"/>
       </w:pPr>
@@ -4323,7 +4301,7 @@
           <w:b w:val="0"/>
           <w:sz w:val="24"/>
         </w:rPr>
-        <w:t>AI 绘画工具生成宣传素材时，视觉判断不能只停留在“好看”层面，更要服从图书馆作为公共文化空间的基本气质。阅读推广海报、推文配图和活动背景应呈现安静、开放、可信的阅读氛围，使书籍、书架、阅读者、校园建筑等元素形成清晰关系，而不是把画面处理成商业广告式的强刺激视觉。高职图书馆面向的是具有专业学习任务和职业发展需求的学生，素材可以适当加入校园生活、技能学习、工匠精神等元素，但这些元素应与阅读主题发生关联，不能用夸张人物、炫目光效和口号化构图替代内容表达。色彩选择也应有节制，长期展陈和馆内张贴更适合低饱和、层次稳定的色调，线上传播可以增强识别度，但不宜依赖过度鲜艳的配色制造廉价吸引。馆员在审核生成图像时，需要判断画面是否尊重图书馆的公共性、教育性和服务性，是否符合校园审美，是否会削弱活动本身的文化意味。过度商业化的素材会把阅读推广误导为流量竞争，使读者关注视觉噱头而非阅读内容，这个方向是错的。</w:t>
+        <w:t>AI 绘画工具生成的宣传素材，不能只以醒目、热闹或传播效率作为评价标准。高职图书馆阅读推广的视觉表达应体现公共文化服务属性，使画面呈现开放、安静、可信和富有学习感的氛围。书籍、书架、阅读空间、校园建筑、专业学习场景等元素可以作为主要视觉线索，但需避免堆砌符号，防止画面变成缺少识别度的装饰图。色彩选择宜与校园审美和图书馆空间相协调，过高饱和度、强烈促销感和娱乐化构图容易削弱阅读推广的文化气质。面向高职学生的宣传素材还应兼顾亲近感与职业教育特色，可适度融入实训、技能成长、青年学习共同体等意象，使阅读与专业发展、校园生活建立联系。馆员在使用生成图片前，应从主题契合度、信息清晰度、审美稳健性和价值导向四个方面进行筛选，删除夸张商业化、低俗化或与阅读主题无关的画面。视觉把控的核心不在于追求技术效果的新奇，而在于使人工智能生成内容服从图书馆的服务定位和育人目标。</w:t>
       </w:r>
     </w:p>
     <w:p>
@@ -4337,6 +4315,17 @@
           <w:sz w:val="24"/>
         </w:rPr>
         <w:t>（四）版权与合规审查</w:t>
+      </w:r>
+    </w:p>
+    <w:p>
+      <w:pPr/>
+      <w:r>
+        <w:rPr>
+          <w:rFonts w:ascii="Times New Roman" w:hAnsi="Times New Roman" w:eastAsia="宋体" w:cs="Times New Roman"/>
+          <w:b w:val="0"/>
+          <w:sz w:val="24"/>
+        </w:rPr>
+        <w:t>AI 绘画工具生成的宣传素材在发布前应经过版权与合规审查，不能因其生成速度快、修改成本低而降低审核要求。馆员需检查画面是否高度接近已有插画、摄影作品、影视形象或商业海报，避免在阅读推广中使用可能引发权利争议的图像。涉及人物形象时，应关注是否呈现可识别的真实面孔，是否可能被理解为未经授权使用肖像，尤其在校园活动宣传、学生社群传播和公众号推送中更要保持谨慎。画面中出现校徽、馆徽、出版社标识、平台标志、品牌商品和特定建筑外观时，也需确认使用场景、授权范围和呈现方式，防止公共服务宣传与商业标识混杂。敏感元素审查同样不可省略，生成图片若含有低俗化表达、刻板印象、暴力暗示、错误文字、失真地图或不适合校园传播的符号，应在发布前删除或重新生成。较稳妥的做法是建立素材审核流程，由创作者记录提示词、生成时间、修改过程和使用范围，发布前由馆员或相关负责人做出最终判断，使 AI 生成图片服务于阅读推广，而不是把合规责任转移给工具本身。</w:t>
       </w:r>
     </w:p>
     <w:p>
@@ -4386,7 +4375,7 @@
           <w:b w:val="0"/>
           <w:sz w:val="24"/>
         </w:rPr>
-        <w:t>AI 初稿的效率价值，主要体现在资料整合、结构搭建和语言初步生成三个环节。高职图书馆开展阅读推广时，馆员常需同时处理活动通知、书单介绍、推文导语、主持串词等多类文本，若全部从空白页面开始撰写，时间会被大量消耗在材料归并和表达起步上。生成式 AI 可以根据馆员提供的主题、对象、活动形式和篇幅要求，把分散信息整理为可编辑的文本框架，使活动背景、参与方式、阅读主题和传播语气先形成基本轮廓。它还能够把馆藏书目、活动流程、读者反馈等材料转化为不同体裁的初稿，例如面向学生社群的简短推文、面向班级通知的说明文字，或面向现场活动的讲解提纲。在这一过程中，AI 承担的是低创造风险、强重复性的前置劳动，其意义不在于替代馆员判断，而在于压缩起草周期，使馆员把更多精力投入事实核验、内容取舍和读者适配。AI 初稿不能直接等同于可发布文本。未经修订的生成内容容易出现语气漂浮、信息混杂和馆情缺位，效率提升只有同后续人工加工衔接，才会转化为稳定的内容生产能力。</w:t>
+        <w:t>AI 用于阅读推广内容创作，最直接的作用在于压缩初稿形成时间，使馆员从重复性文字劳动中释放出更多精力。高职图书馆开展主题书展、读书月活动、新生入馆教育和专业阅读推荐时，常需准备活动介绍、推文导语、流程说明、书单简介和现场提示语。传统写作依赖馆员整理资料、搭建结构和组织语言，任务分散且耗时。借助生成式 AI，馆员可以输入活动主题、服务对象、使用平台、篇幅要求和语气风格，由 AI 先形成文本雏形，降低从空白页面开始构思的成本。在资料整合方面，AI 能够根据书目信息、活动规则、馆藏资源说明和既有宣传文本，提炼核心要点，形成内容顺序。在结构搭建方面，AI 可以把零散材料组织为标题、导语、正文、互动环节和结尾提示等模块。在语言初步生成方面，AI 能够把规章式、清单式材料转换为适合公众号推送、活动报名页或短视频口播的表达。对于人手有限的高职图书馆而言，AI 承担初稿生成后，馆员可把主要精力转向事实核验、读者适配和表达精修。</w:t>
       </w:r>
     </w:p>
     <w:p>
@@ -4410,7 +4399,7 @@
           <w:b w:val="0"/>
           <w:sz w:val="24"/>
         </w:rPr>
-        <w:t>AI 生成的初稿只能构成阅读推广内容的半成品，质量提升仍取决于馆员的专业判断。馆员需要核验书名、作者、版本、馆藏状态、活动时间、报名方式等事实信息，尤其要防止生成文本把相近图书、相似作者或过期活动规则混在一起。表达层面也不能停留在语句通顺，馆员应根据图书馆既有栏目风格、校园文化语境和发布平台特点，删去夸张口号、空泛赞美和生硬套语，使文本更接近真实服务场景。读者适配是人工打磨的关键，高职学生的专业背景、阅读基础和时间安排差异较大，同一份导读面向新生、毕业设计学生或社团成员时，信息密度和语气都应有所调整。价值判断同样不能交给 AI 自动完成，涉及经典阅读、职业素养、心理成长和社会议题的内容，馆员需判断其导向是否稳妥、表述是否尊重多元经验、是否可能造成误读。没有人工打磨，效率会变成低质内容的快速复制，阅读推广也会失去图书馆应有的可信度。</w:t>
+        <w:t>AI 生成的阅读推广初稿只能作为内容生产起点，不能替代馆员的专业判断。馆员打磨时需先完成事实核验，重点检查书名、作者、出版社、馆藏位置、活动时间、报名方式、参与对象等信息，避免虚构细节损害图书馆公信力。书评导读类文本还需核对作品主题、人物关系、情节概述和引文来源，防止把概括性判断写成确定事实。事实准确是阅读推广内容发布的基本条件。在表达优化方面，馆员应根据发布渠道和读者习惯调整语言密度。微信公众号推文可适度增强导语吸引力和段落节奏，馆内通知则应保持简明、清楚和规范。高职学生的专业背景、阅读基础和参与动机存在差异，AI 初稿需经过受众适配，才能形成可理解、愿意读、便于参与的内容。馆员还需把握价值判断，避免夸张宣传、过度娱乐化和刻板化表述进入正式文本，使机器生成的可用文字转化为符合图书馆职责、校园文化和读者需求的正式内容。</w:t>
       </w:r>
     </w:p>
     <w:p>
@@ -4434,7 +4423,7 @@
           <w:b w:val="0"/>
           <w:sz w:val="24"/>
         </w:rPr>
-        <w:t>阅读推广内容的人机协同，应形成相对稳定的流程，而不能依赖馆员临时试用和个人经验。较为可行的做法，是按照“提出需求—AI 生成—人工修改—审核发布—反馈优化”的顺序组织工作：馆员先明确活动主题、目标读者、发布平台、文本类型、篇幅要求和语气边界，再将这些条件转化为具体提示语交由 AI 生成初稿。AI 生成环节承担结构搭建和语言起步任务，其产出只作为可编辑材料，不能直接进入发布渠道。人工修改环节要处理事实核验、表达调整和读者适配，尤其是书目信息、活动时间、报名方式、馆藏状态等内容，必须以图书馆实际记录为准。审核发布环节宜由栏目负责人或相关馆员进行复核，避免价值导向偏差、版权风险、口号化表达和与馆内既有规范不一致的问题。发布后收集阅读量、报名情况、留言反馈和馆员复盘意见，再把有效表述、常见问题和失败经验沉淀为提示语模板与栏目规范，使下一次生成不再从零开始。流程的意义在于划清责任边界：AI 负责提高起草效率，馆员负责判断内容是否真实、合宜、可发布。</w:t>
+        <w:t>内容创作的人机协同需要形成稳定流程，避免把 AI 使用停留在临时试用和个人经验层面。较为可行的流程可以概括为提出需求、AI 生成、人工修改、审核发布、反馈优化。提出需求阶段由馆员明确活动主题、服务对象、发布渠道、文本用途、篇幅范围和语气要求，必要时补充书目信息、活动规则和馆内既有范例，使 AI 获得较清晰的任务边界。AI 生成阶段主要承担结构搭建、初稿撰写和表达变体提供等工作，馆员不宜把输出结果直接视为定稿，而应把它作为可编辑的素材。人工修改阶段需完成事实核验、语言调整、读者适配和风格统一，删去夸张表述、含混判断和与图书馆气质不符的内容。审核发布阶段应由责任人员检查书名、作者、时间、地点、报名方式、图片素材和价值导向，确保阅读推广内容符合公共服务机构的规范要求。反馈优化阶段则把阅读量、报名情况、读者留言、现场反应和馆员复盘意见转化为后续提示语、栏目格式和知识素材，使下一轮 AI 生成更接近高职图书馆的真实工作需求。</w:t>
       </w:r>
     </w:p>
     <w:p>
@@ -4458,7 +4447,7 @@
           <w:b w:val="0"/>
           <w:sz w:val="24"/>
         </w:rPr>
-        <w:t>AI 生成内容进入阅读推广流程后，最大的风险并非语句不通顺，而是文本被原样搬用，导致图书馆长期形成的服务语气、栏目习惯和校园记忆被抹平。高职图书馆的阅读推广并不是抽象的宣传写作，它嵌入具体专业群、学生社团、馆藏结构和活动经验之中，许多表达需要回应本校学生的阅读基础、课程任务和真实参与情境。若直接复制 AI 初稿，文本往往会出现口号化标题、泛化赞美、虚构细节或过度整齐的句式，使读者难以感受到来自本馆的可信服务。馆员应把 AI 内容视为素材库和结构草稿，而非最终稿件，需补入真实活动场景、馆内空间名称、过往读者反馈、实际书目资源和本校表达习惯。对于书评、导读和活动推文，还应删除无法核验的评价性判断，保留能够支撑阅读行动的信息，如适合对象、阅读难度、借阅入口和参与方式。机械套用会削弱图书馆的主体性。只有经过人工改写、事实校准和风格重塑，AI 生成内容才能转化为具有馆本特色的阅读推广文本。</w:t>
+        <w:t>AI 生成内容具有较强的通用性，若直接复制到阅读推广场景，容易形成语气相似、结构相近、细节空泛的文本。高职图书馆的内容表达不能脱离本馆空间、馆藏基础、读者构成和活动经验。馆员在使用 AI 初稿时，应把机器输出视为半成品材料，对其中的套话、泛化评价和过度营销表达做出删改。活动文案需写出具体地点、参与方式、馆内服务特点和学生真实需求，书评导读需结合专业学习、校园生活和阅读体验，避免停留在标准化推荐语层面。馆内长期形成的栏目名称、通知口径、导读风格和服务语气，也应在修订中得到保留，使 AI 辅助生成的内容能够延续图书馆自身的识别度。对读者而言，真实经验比流畅措辞更能建立信任。馆员对活动现场反馈、借阅咨询、学生提问和社群互动的理解，是 AI 难以直接替代的内容来源。只有把这些经验重新嵌入文本，智能生成才不会削弱图书馆的主体性。</w:t>
       </w:r>
     </w:p>
     <w:p>
@@ -4495,7 +4484,7 @@
           <w:b w:val="0"/>
           <w:sz w:val="24"/>
         </w:rPr>
-        <w:t>AI 生成阅读推广文本之前，馆员应先锁定受众身份和使用场景，否则同一主题容易被写成无差别的宣传话语。面向新生的内容，应降低制度性表述的密度，把馆藏分布、借阅流程、空间预约和入馆礼仪转化为清晰、亲近、可操作的说明，使其能够迅速建立对图书馆的基本信任。面向教师的内容，则需突出资源支持、课程协同、专业文献获取和教学服务接口，语言应更准确、简洁，避免过度情绪化的动员。面向读书社群成员时，文本可以保留较强的交流感，适当呈现主题延展、共读问题和讨论线索，使其感到活动并非一次性通知，而是持续参与的阅读关系。面向具体活动参与者时，表达重点应落在时间、地点、流程、提交要求和评价方式上，减少抽象倡议，避免读者因信息不完整而放弃参与。受众和场景越清楚，AI 提示语中的语气、篇幅、信息顺序和表达尺度越容易被限定，生成结果也更接近高职图书馆真实服务中的沟通需要。</w:t>
+        <w:t>AI 参与阅读推广内容生成时，受众和场景是风格调教的起点。同一项馆藏资源或同一场阅读活动，面向新生、教师、社群成员和活动参与者时，文本的语气、信息密度和表达重点应有所区分。面向新生的内容宜降低理解门槛，突出入馆路径、借阅流程、空间使用和基础资源入口，语言保持亲切、清楚，避免使用过多馆内管理术语。面向教师的内容则需强调资源支持、课程服务、专题文献、教学参考和科研辅助，表达可以更为规范，信息结构也应便于快速判断服务价值。面向阅读社群成员时，文本可以增加讨论性和参与感，突出共读主题、交流方式、成员贡献和持续活动安排，使其感受到社群关系的稳定性。面向已经报名或正在参与活动的读者，内容应把时间、地点、任务、提交方式和注意事项说明准确，减少修饰性表达，防止因信息含混影响参与体验。馆员向 AI 提出生成要求时，应明确写出受众身份、发布渠道、活动阶段和预期行动，使生成文本从一开始就贴近真实服务场景。</w:t>
       </w:r>
     </w:p>
     <w:p>
@@ -4519,7 +4508,7 @@
           <w:b w:val="0"/>
           <w:sz w:val="24"/>
         </w:rPr>
-        <w:t>AI 生成阅读推广文本时，语气和风格不能交由模型自行漂移，而应由馆员在提示语中预先限定。高职图书馆常用的表达可设定为温和、亲切、简洁，并保留适度书卷气和校园感，使文本既能降低读者接近图书馆的心理门槛，又不滑向随意化、娱乐化的网络口吻。面向活动通知、资源介绍和书单推荐时，馆员可明确要求“语言清楚、句式平稳、避免夸张宣传”，让 AI 减少“重磅来袭”“不容错过”一类营销腔表达。书卷气并不等于堆砌典故或使用艰涩词语，而是通过准确的书名呈现、克制的评价语和有余地的导读问题，维持图书馆内容应有的可信度。校园感也不应被简化为流行语拼贴，它更依赖对学生学习节奏、专业任务和社群交流方式的理解，过度追逐热梗反而会削弱服务文本的稳定形象。馆员在修订 AI 文本时，应删除空泛赞美、夸大承诺和情绪煽动，把表达拉回“可理解、可参与、可信任”的服务尺度。</w:t>
+        <w:t>语气和风格是 AI 生成内容能否贴近图书馆气质的关键条件。高职图书馆在使用 AI 撰写阅读推广文本时，可以在提示语中明确要求温和、亲切、简洁、书卷气和校园感，使生成结果接近公共文化服务与校园阅读场景的表达习惯。温和意味着语言不居高临下，面对读者咨询、活动提醒和阅读建议时保持尊重与耐心。亲切强调降低距离感，尤其面向学生群体时，文字可以适度活泼，但不能滑向网络化调侃。简洁要求信息结构清楚，避免堆叠形容词和空泛口号，使读者能够迅速理解活动内容、参与方式和阅读价值。书卷气并不等于艰涩表达，而是在词语选择、句式节奏和内容重点上保留阅读推广应有的文化意味。校园感则要求文本贴近高职学生的学习生活，把阅读与专业成长、技能训练、社团活动和日常学习联系起来。与此同时，馆员需明确排除浮夸营销腔，避免使用过度煽动、夸张承诺和商业广告式表达。AI 可以生成多种风格版本，最终取舍仍应由馆员依据馆内发布规范、读者接受习惯和活动性质做出判断。</w:t>
       </w:r>
     </w:p>
     <w:p>
@@ -4543,7 +4532,7 @@
           <w:b w:val="0"/>
           <w:sz w:val="24"/>
         </w:rPr>
-        <w:t>让 AI 生成符合图书馆气质的内容，单靠抽象要求并不稳定，馆员还应向其提供经过筛选的范例文本。既有推文能够呈现栏目标题、导语长度、活动介绍方式和结尾提示，馆内通知能够体现制度说明的准确边界，书评范例则能展示推荐语的分寸、导读问题的深浅和评价语言的克制程度。范例文本不宜随意堆放，应选择发布效果较好、事实表述清楚、语言风格稳定的材料，并删除过时信息、个人隐私和不适合复用的活动细节。馆员在提示语中可要求 AI“参照以下文本的语气、结构和表达密度”，而不是要求其照搬原句，这样能够减少机械模仿造成的重复感。对高职图书馆而言，范例还应覆盖新生导览、专业书单、主题共读、活动招募等不同类型，使 AI 理解同一图书馆在不同场景中的表达差异。范例文本的价值不在于替代人工写作，而在于把馆员长期积累的栏目经验转化为可调用的风格参照。</w:t>
+        <w:t>范例文本是 AI 理解馆内表达习惯的重要依据。高职图书馆在进行风格调教时，可选取已经发布并经过实践检验的微信公众号推文、馆内通知、活动报名说明、书评导读和主题书单文案，作为提示语的一部分提供给 AI。范例不宜过多堆积，应选择结构清楚、语气稳定、信息准确、读者反馈较好的文本，使 AI 能够识别标题写法、导语长度、段落节奏、称呼方式和结尾口径。对于活动推文，范例可以体现校园阅读活动常用的亲切语气和报名说明格式；对于馆内通知，范例应突出规则表达的准确性和服务信息的完整性；对于书评导读，范例则可展示图书馆对作品主题、阅读价值和学生接受度的把握方式。馆员在提供范例时，还需说明哪些表达可以沿用，哪些表达只适用于特定栏目或特定活动，避免 AI 把临时性话语误判为长期风格。经过范例引导生成的文本，通常更容易接近本馆已有栏目气质，也更便于馆员在后续环节进行事实核验、语言修订和发布审核。</w:t>
       </w:r>
     </w:p>
     <w:p>
@@ -4567,7 +4556,7 @@
           <w:b w:val="0"/>
           <w:sz w:val="24"/>
         </w:rPr>
-        <w:t>栏目规范是稳定 AI 输出风格的操作框架，核心在于把图书馆长期形成的表达习惯转化为可复用的文本格式。馆员可围绕标题、导语、正文、结尾和标签建立固定模板，例如标题限定字数和语气，导语交代活动对象与阅读主题，正文按背景、内容、参与方式和注意事项展开，结尾保留咨询渠道、时间提醒或阅读延伸，标签则统一使用栏目名称、资源类型和服务对象。这样的格式约束能够减少 AI 生成文本时的结构漂移，使不同馆员在使用同一工具时获得较为一致的初稿。栏目规范也能避免内容创作过度依赖临场提示，馆员只需替换主题、图书、活动时间和对象信息，便可在既有框架内生成较完整的推文、书单说明或活动介绍。规范不能写成僵硬表格，仍需给不同栏目保留语气和篇幅的差异，通知类文本应清楚克制，导读类文本可适当增加问题意识和阅读引导。固定格式一旦沉淀为馆内工作标准，AI 便从临时写作工具转为栏目生产流程的一部分，内容发布的稳定性也随之提高。</w:t>
+        <w:t>栏目规范是高职图书馆稳定使用 AI 生成内容的重要支撑。阅读推广内容如果长期依赖临时提示和个人经验，容易出现标题风格摇摆、导语长度不一、正文重点分散、结尾口径不稳等问题。图书馆可围绕常用栏目制订固定格式，将标题、导语、正文、结尾、标签等要素纳入统一模板，使 AI 在生成时有明确边界。标题宜体现主题、对象和活动特征，避免夸张化表达；导语宜交代活动背景或推荐理由，控制信息密度；正文需按照时间地点、参与方式、资源说明、阅读价值等顺序展开；结尾可设置报名提醒、阅读倡议或服务入口；标签则服务于检索、归档和平台传播。固定格式并不意味着内容僵化，而是为 AI 生成提供稳定框架，为馆员审核提供清晰依据。栏目规范形成后，馆员只需根据不同活动和不同读者群体替换核心信息，便能保持文本风格连续，减少反复修改的成本，也能使读者逐渐熟悉图书馆阅读推广内容的表达方式。</w:t>
       </w:r>
     </w:p>
     <w:p>
@@ -4604,7 +4593,18 @@
           <w:b w:val="0"/>
           <w:sz w:val="24"/>
         </w:rPr>
-        <w:t>AI 生成阅读推广文本时，事实责任不能交由模型自行承担，尤其是书名、作者、译者、出版社、出版时间、版本信息、馆藏状态等基础书目信息，必须以图书馆目录系统、正式出版物版权页或可信书目数据为准。内容简介和导读文字也需经过核查，因为生成式模型可能把同类作品的情节、人物、主题和评价混合在一起，形成看似流畅却缺乏依据的表述。引文处理更要谨慎，凡是出现在推文、书评、展板和活动材料中的原文摘录，都应核对出处、页码和文字形态，不能用 AI 生成的“名句”替代真实文本。对于经典作品、专业教材和学生常用参考书，错误信息会直接影响读者判断，进而损害图书馆阅读推广的公信力。馆员在使用 AI 初稿时，应把事实核验作为发布前的固定环节，对书目信息、人物关系、作品主题和推荐理由逐项检查，并删除无法确认来源的评价性句子。文本可以由 AI 起草，责任必须由人确认。</w:t>
+        <w:t>AI 辅助生成阅读推广文本时，书名、作者、内容简介和引文都属于必须核查的事实内容。任何偏差都会削弱推文、导读和活动介绍的可信度，甚至误导读者对馆藏资源和阅读对象的判断。书名应核对到具体版本，作者姓名、译者信息、出版社和出版时间需与正式书目记录一致。内容简介不能把 AI 概括出的情节当作原书事实，也不能把推断性表述写成定论。引文、书摘和金句应回到原文逐字核对，避免错引、漏引和断章取义。AI 可以承担初稿生成，事实责任仍应由馆员通过目录系统、原书文本和馆藏信息完成确认。</w:t>
+      </w:r>
+    </w:p>
+    <w:p>
+      <w:pPr/>
+      <w:r>
+        <w:rPr>
+          <w:rFonts w:ascii="Times New Roman" w:hAnsi="Times New Roman" w:eastAsia="宋体" w:cs="Times New Roman"/>
+          <w:b w:val="0"/>
+          <w:sz w:val="24"/>
+        </w:rPr>
+        <w:t>事实核查还取决于文本使用场景。新书推荐需确认推荐对象确为馆藏资源，避免读者按推文索书却无法借阅。专业阅读推广的导读内容需与高职专业课程、学生理解基础和阅读目标相匹配，不能因 AI 表述流畅就默认其判断准确。经典作品或公共议题中的人物评价、主题概括和价值判断更需谨慎，防止片面解读。图书馆可建立发布前核验清单，将书目信息、内容事实、引文出处、推荐理由和表达口径纳入审核流程，使 AI 生成文本进入可追责、可修订、可复核的工作链条。</w:t>
       </w:r>
     </w:p>
     <w:p>
@@ -4628,7 +4628,7 @@
           <w:b w:val="0"/>
           <w:sz w:val="24"/>
         </w:rPr>
-        <w:t>AI 绘画工具用于阅读推广宣传时，版权风险并不只发生在成图发布环节，也可能隐藏在训练来源、生成指令和后期编辑之中。部分工具的训练数据来源并不透明，馆员很难确认其是否使用了受版权保护的插画、摄影作品、影视画面或商业设计，因此生成图像一旦与既有作品在构图、人物形象、色彩关系和标志性元素上高度接近，就可能引发侵权争议。人物肖像更需谨慎处理，尤其是要求工具生成“某位作家风格照片”“学生真实活动场景”“名人形象海报”时，若未经授权使用可识别面部特征，便会触及肖像权、人格权益和公众形象使用边界。品牌标识、校徽、出版社标志、数据库商标和活动合作方标识也不能由 AI 随意生成或改写，因为视觉相似会造成误认，错误使用则会影响图书馆的机构信用。相似作品风险还包括对热门海报、影视剧视觉、游戏角色和网络插画风格的过度模仿，表面上是“风格参考”，实际可能复制了他人作品中具有独创性的表达。较稳妥的做法是使用授权明确的工具与素材，避免输入具体艺术家、品牌、名人和受保护作品名称，发布前由馆员对画面元素、相似性和使用场景进行审查，并保留提示词、生成记录和修改记录，以便在争议发生时说明创作过程和责任边界。</w:t>
+        <w:t>AI 绘画工具用于阅读推广宣传时，版权风险主要来自训练来源不透明、生成结果相似度难以判断、人物肖像与品牌标识误用等环节。部分工具生成的画面可能在构图、角色形象、色彩风格或局部元素上接近既有作品，图书馆若直接用于海报、推文封面、展板和活动背景，容易引发作品来源与使用授权方面的争议。人物形象尤其需要谨慎处理，涉及真实师生、馆员、作家、公众人物或具有可识别特征的面孔时，不能仅凭技术生成结果判断其可用性，还需考虑肖像授权、人格权益和校园传播场景的适当性。品牌标识、校徽、出版社标志、平台图标和书籍封面也不能随意嵌入生成图片，若画面中出现近似商标、机构标识或特定出版物视觉元素，应在发布前删除、替换或重新生成。相似作品风险则要求馆员在使用前进行必要比对，避免生成图片与网络流行插画、影视海报、商业广告和知名艺术风格形成过高重合。高职图书馆在管理上可建立素材使用审核流程，对工具来源、提示词内容、生成图片用途、发布渠道和授权说明进行记录。对于面向校外公开传播、商业合作活动或长期留存的宣传材料，审核标准应更为严格，必要时采用自有拍摄素材、授权图库或原创设计替代 AI 生成图片。</w:t>
       </w:r>
     </w:p>
     <w:p>
@@ -4652,7 +4652,7 @@
           <w:b w:val="0"/>
           <w:sz w:val="24"/>
         </w:rPr>
-        <w:t>AI 生成内容进入阅读推广发布流程后，署名不能被理解为对工具产出的简单标注，而应被纳入图书馆内容责任制度之中。AI 可以参与资料整理、初稿撰写、标题拟定和表达润色，但它不具备独立判断事实真伪、价值取向和传播后果的主体资格，也不能替代馆员承担公共服务机构的说明义务。凡以图书馆公众号、网站、展板、活动手册或短视频账号发布的内容，其责任主体都应是图书馆及具体审核人员，不能用“AI 生成”作为事实错误、版权争议或不当表达的免责理由。署名方式可根据管理需要作出内部记录，例如在工作台账中注明使用了何种工具、由谁输入提示语、由谁完成修改和审核，但面向读者的正式发布文本应保持机构表达的清晰性和权威性。对于书评、导读、活动方案等具有明确编辑劳动的内容，馆员的筛选、核验、改写和判断构成最终文本成立的关键环节，AI 只能被视为辅助性生产工具。若把 AI 列为实际责任承担者，就会造成责任链条断裂，使读者无法判断内容来源，也使图书馆内部难以追溯审核失误。署名制度的核心不是突出技术参与，而是确认发布权、审核权和责任归属仍掌握在图书馆专业人员手中。</w:t>
+        <w:t>AI 生成内容在阅读推广中只能定位为辅助性生产工具，不能替代图书馆的主体责任。活动推文、书评导读、海报文案和短视频脚本一经发布，读者接触到的是图书馆的服务表达，而非工具本身的技术输出。因此，内容署名不宜把 AI 置于责任主体位置，更不能以技术生成作为规避审核、规避事实核验或规避价值判断的理由。图书馆可以在内部流程中记录 AI 参与生成的环节，明确提示语、初稿、修改稿和审核意见的流转痕迹，但面向读者发布时，责任仍应由发布机构、栏目负责人和审核人员承担。涉及原创栏目、馆员荐书和活动主持稿时，还需区分 AI 辅助整理与人工独立创作的边界，避免把未经实质修改的机器文本包装为馆员个人经验。较为稳妥的做法，是将 AI 纳入内容生产流程管理，由馆员提出需求、筛选结果、修订表达，审核人员对事实、版权、伦理和导向做出确认。只有责任链条清晰，AI 辅助创作才能成为提高工作效率的工具，而不会削弱图书馆公共服务表达的可信度。</w:t>
       </w:r>
     </w:p>
     <w:p>
@@ -4676,7 +4676,7 @@
           <w:b w:val="0"/>
           <w:sz w:val="24"/>
         </w:rPr>
-        <w:t>AI 生成内容用于高职图书馆阅读推广时，价值导向审核应成为发布前的刚性环节，因为阅读推广面对的是学生群体，文本和图像的表达会影响其阅读理解、审美判断和公共文化认知。馆员审核时需警惕低俗化表达，不能为了吸引点击而使用暧昧标题、猎奇叙述、夸张情绪和过度刺激的视觉符号，也不能把经典阅读、专业阅读包装成消费式噱头。娱乐化倾向同样需要控制，适度轻松可以降低阅读门槛，但若将图书内容简化为段子、标签和流量话术，便会削弱阅读推广的教育属性。刻板印象更容易被生成式工具放大，例如把某些专业、性别、地域、职业形象固定为单一叙事，或在插图中反复生成同质化人物形象，这类内容即使没有事实错误，也会造成不当暗示。不当表达还包括对弱势群体的戏谑、对历史文化的轻率改写、对职业教育学生的矮化叙述，以及与校园公共空间不相称的商业化语气。审核的判断标准应落在图书馆公共服务属性上：内容可以有亲和力，但不能牺牲尊重、准确和审慎；传播可以追求效果，但不能用算法偏好的表达替代教育机构的价值判断。</w:t>
+        <w:t>AI 生成内容进入阅读推广发布流程前，必须经过价值导向审核。高职图书馆面向学生开展阅读服务，文本和图像不能以猎奇、戏谑、擦边表达吸引注意，也不能把严肃阅读活动包装成低俗化、过度娱乐化的传播产品。荐书文案、短视频脚本和海报标题可以适度亲切活泼，但不能削弱作品本身的思想内涵、知识价值和审美品格。涉及职业、性别、地域、年龄、专业类别和学习基础的表述，应避免刻板印象，不能把某类学生简单描绘为缺乏阅读能力、缺少文化兴趣或只适合功利性阅读。对经典作品、专业文献和校园人物的再表达，也需保持基本尊重，防止用夸张化标签替代准确介绍。审核人员应关注 AI 文本中隐含的价值判断，及时删除庸俗噱头、冒犯性比喻、失当玩笑和可能引发误解的表达。图书馆发布的内容代表公共教育服务形象，价值审核的目的不是压缩表达空间，而是使智能生成内容与校园文化、职业教育育人目标和阅读推广的公共属性保持一致。</w:t>
       </w:r>
     </w:p>
     <w:p>
@@ -4713,7 +4713,7 @@
           <w:b w:val="0"/>
           <w:sz w:val="24"/>
         </w:rPr>
-        <w:t>活动创意生成阶段的关键，是把图书馆已有推广意图转化为学生愿意进入的阅读情境。馆员可向 AI 输入活动主题、校园节日、专业特点、学生兴趣关键词和场地条件，让其生成若干活动方向，例如围绕世界读书日、毕业季、技能竞赛月、传统节日等节点，提出主题阅读、专业书单共读、打卡挑战、角色扮演导读或校园故事征集等创意。AI 的作用并非替代馆员确定活动价值，而是扩大初始设想的范围，帮助馆员发现主题与学生生活之间可能存在的连接点。对于高职学生而言，阅读推广若只停留在经典书目推介层面，容易与专业学习、职业发展和日常表达脱节；借助 AI 进行创意发散，可以把阅读主题嵌入技能成长、实习经验、社团活动和校园文化之中。馆员在筛选方案时，应判断创意是否符合图书馆公共文化属性，是否具备执行条件，是否能够引导学生形成真实阅读行为。未经筛选的创意只是素材，不能直接成为活动方案。</w:t>
+        <w:t>活动创意生成阶段的核心任务，是把阅读推广的初始设想转化为可讨论、可筛选的活动方向。馆员可以向 AI 输入活动主题、时间节点、服务对象、馆藏特色和校园文化语境，引导其围绕世界读书日、毕业季、新生入馆教育、职业技能竞赛、传统节日等场景提出若干创意方案。对于高职学生而言，活动方向不宜停留在抽象的读书倡议上，更适合与专业学习、职业发展、生活经验和兴趣社群形成连接，例如围绕工匠精神、职业人物传记、专业入门书单、影视改编阅读、宿舍共读等主题展开。AI 的作用在于快速生成多种切入角度，帮助馆员比较不同方案的受众匹配度、传播难度和执行条件。馆员则需依据学校办学特色、学生阅读基础、馆内资源供给和活动周期，对 AI 提出的创意做出取舍，保留具有教育意义、阅读含量和落地可能的方案。通过这种方式，创意生成不再依赖临时灵感，也不等同于简单套用节日模板，而是形成由主题、节点、学生兴趣和馆藏资源共同支撑的活动方向。</w:t>
       </w:r>
     </w:p>
     <w:p>
@@ -4737,7 +4737,7 @@
           <w:b w:val="0"/>
           <w:sz w:val="24"/>
         </w:rPr>
-        <w:t>内容材料生成阶段的任务，是把已经确定的活动创意转化为可发布、可执行、可传播的具体文本和视觉素材。馆员可将活动主题、目标读者、推荐书目、时间地点、参与规则、报名方式等信息输入 AI，要求其生成公众号推文初稿、活动通知、导读词和书单说明，使原本分散的活动要素形成较完整的传播文本。围绕导读材料，AI 可以依据馆员提供的书目信息、内容梗概和阅读重点，协助生成荐书语、问题引导、共读提示和延伸阅读方向，但书名、作者、版本、情节概述和引文必须由馆员核验。对于海报和推文配图，AI 可辅助形成图像提示词，明确主题元素、校园场景、色调风格、版面氛围和文字位置，为后续视觉制作提供可操作的描述。主持稿、串词和现场互动提问也可由 AI 生成初稿，再由馆员根据活动流程、学生表达习惯和现场时间进行删改。材料生成不能等同于自动发布，AI 产出的价值在于压缩起草时间、补足表达角度和统一材料框架，最终能否进入阅读推广现场，仍取决于馆员对事实、语气、审美和活动目标的再判断。</w:t>
+        <w:t>内容材料生成阶段，是把已筛选的活动创意转化为可发布、可执行、可沟通的文本与视觉素材。馆员可向 AI 提供活动名称、服务对象、举办时间、参与方式、推荐书目和栏目风格，请其生成微信公众号推文初稿，形成标题、导语、活动说明、报名提示和结尾提醒。围绕主题阅读或书单推广，AI 能够辅助生成导读词、荐书语和书摘解读，但书名、作者、版本、内容简介和引文仍需馆员依据馆藏目录和原书文本核验。对于短视频或现场活动，AI 可根据时长、出镜角色和平台要求，生成一分钟荐书脚本、馆员口播稿、活动回顾脚本和互动提问。海报和推文配图制作前，馆员还可让 AI 整理图像提示词，明确主题元素、色调、构图、校园场景和阅读氛围。主持稿、串词和流程提示需保持现场感，交代活动环节，也留出读者互动空间，避免把生成文本变成僵硬的宣读材料。AI 在这一阶段的价值主要在于提高材料生成速度和结构完整度，最终文本仍需馆员调整，使其符合高职学生的阅读经验、图书馆的表达气质和具体活动的现场条件。</w:t>
       </w:r>
     </w:p>
     <w:p>
@@ -4761,7 +4761,18 @@
           <w:b w:val="0"/>
           <w:sz w:val="24"/>
         </w:rPr>
-        <w:t>人工审核优化阶段决定 AI 生成材料能否从“可读文本”转化为“可发布内容”。馆员应先处理语言问题，删去夸张口号、营销腔标题和空泛形容，把活动说明改成面向高职学生能够理解的表达，使报名条件、参与步骤、提交要求和奖励方式清楚呈现。事实核对是更硬的环节，书名、作者、出版社、馆藏位置、活动时间、地点、主讲人、二维码入口等信息都要逐项校验，凡 AI 自行补出的书目信息、人物评价和引文内容，均不能直接保留。流程调整则要求馆员从执行角度审视文本，把 AI 生成的理想化安排改成符合场地、人员、设备和学生作息的方案，避免出现同一时段多项任务重叠、成果提交方式不明、现场秩序责任缺位等问题。风格统一同样重要，公众号推文、海报文案、主持稿和导读词应保持同一活动名称、同一视觉口径和同一称谓体系，不能让不同材料呈现出彼此割裂的语气。经过人工审核后的内容，保留 AI 在结构生成和表达扩展上的效率优势，同时把判断权、责任链和图书馆自身气质重新放回馆员手中。</w:t>
+        <w:t>人工审核优化阶段，是 AI 生成材料进入发布和执行之前的质量控制环节。馆员需要先修订语言，删除夸张、空泛、口号化表达，使活动推文、导读词、主持稿和海报文字符合高职图书馆平实、清晰、亲切的传播风格。面向学生的内容可以适度活泼，但不能把阅读活动写成商业促销，也不能用过度煽动的语句替代价值说明。书名、作者、出版社、馆藏地点、活动时间、报名方式、参与对象、成果提交要求等信息，必须逐项核对。涉及作品内容、人物关系、章节情节和引文的表述，应以馆藏目录、原书文本或馆内已确认资料为依据，防止 AI 把相近作品、网络简介和虚构细节混合生成。对图像素材，还需检查人物形象、校名标识、图书封面、品牌元素和敏感符号，避免未经核验的视觉内容直接公开传播。</w:t>
+      </w:r>
+    </w:p>
+    <w:p>
+      <w:pPr/>
+      <w:r>
+        <w:rPr>
+          <w:rFonts w:ascii="Times New Roman" w:hAnsi="Times New Roman" w:eastAsia="宋体" w:cs="Times New Roman"/>
+          <w:b w:val="0"/>
+          <w:sz w:val="24"/>
+        </w:rPr>
+        <w:t>事实核验之后，馆员还需从执行角度调整活动流程。AI 生成的方案常常结构完整，却可能忽略场地容量、设备条件、馆员排班、学生作息、社团协作和安全管理等现实约束。审核人员应把活动流程拆解为签到、导入、阅读分享、互动提问、成果提交、奖项确认和资料归档等环节，检查每一环节是否有明确负责人、时间安排和衔接方式。对于过于复杂的互动设计，应根据高职学生参与习惯做出压缩或替换，避免活动形式超过组织能力。不同材料之间也需统一口径，推文标题、报名表说明、海报时间、现场主持稿和后台回复不能出现信息差异。经过语言修订、事实核对、流程调整和风格统一，AI 生成内容才能从初稿转化为符合图书馆发布规范和活动实施要求的正式材料。</w:t>
       </w:r>
     </w:p>
     <w:p>
@@ -4785,7 +4796,18 @@
           <w:b w:val="0"/>
           <w:sz w:val="24"/>
         </w:rPr>
-        <w:t>活动内容发布后，复盘工作不应停留在浏览量、点赞数和报名人数的简单记录上，而应把读者反馈转化为下一次内容生成的有效经验。馆员可从公众号留言、报名表备注、现场提问、作品提交情况和活动后问卷中整理读者反应，判断标题是否准确、导读是否清楚、参与规则是否造成误解、宣传素材是否符合学生审美。AI 可以辅助完成文本归类和意见提炼，例如把零散反馈归入“信息不清”“兴趣不足”“流程复杂”“素材吸引力弱”等类别，但分类结果仍需由馆员结合现场观察重新判断。对于生成式内容中反复出现的问题，如语气过于热闹、书评空泛、海报元素脱离校园场景、活动说明缺少操作细节，应形成可复用的修改记录，纳入后续提示语和栏目规范。发布数据和人工观察之间可能存在冲突，点击量较高并不等于阅读转化充分，报名人数较多也不必然说明导读内容有效，因此复盘应关注学生是否真正完成阅读、是否愿意表达观点、是否形成持续参与。经过这样的回收与修正，AI 生成不再只是一次性产出工具，而成为馆员积累推广语言、识别学生偏好、校准活动设计的工作环节。</w:t>
+        <w:t>活动内容发布后，人机协同仍需进入复盘阶段。馆员应围绕推文阅读量、报名转化、现场参与、作品提交、读者留言和馆员观察，整理活动传播与执行反馈。学生提出的疑问、偏好的表达方式、容易误解的流程说明，可归入后续提示语和栏目规范。AI 可以辅助归纳留言、问卷和活动记录中的共性问题，生成复盘提纲、改进清单和选题建议。活动成效判断仍应由馆员结合服务目标、现场情况和馆藏条件做出，使 AI 生成逐步转化为阅读推广的内容资产和工作经验。</w:t>
+      </w:r>
+    </w:p>
+    <w:p>
+      <w:pPr/>
+      <w:r>
+        <w:rPr>
+          <w:rFonts w:ascii="Times New Roman" w:hAnsi="Times New Roman" w:eastAsia="宋体" w:cs="Times New Roman"/>
+          <w:b w:val="0"/>
+          <w:sz w:val="24"/>
+        </w:rPr>
+        <w:t>复盘资料沉淀还需控制边界。读者留言、报名信息、作品内容和互动记录可能包含个人身份、学习进度或兴趣偏好，整理时应做必要脱敏，避免把原始个人信息直接输入外部 AI 工具。有效提示语、审核意见、视觉风格和发布模板，可建立馆内可复用素材库，并标明适用对象、活动类型和使用限制。效果不佳的表达也应保留修改原因，防止后续生成沿用同类问题。复盘由此成为高职图书馆改进内容生产流程、稳定传播风格和降低合规风险的工作环节。</w:t>
       </w:r>
     </w:p>
     <w:p>
@@ -4810,72 +4832,6 @@
           <w:sz w:val="24"/>
         </w:rPr>
         <w:t>本章围绕智能对话与内容生成展开系统论述，按照既定目录完成了核心概念、关键问题、技术路径和应用价值的分析。本章内容在结构上紧扣当前章节主题，在材料使用上强调术语一致、证据审慎和观点中立。本章小结仅概括本章已经完成的论述内容，不对后续章节作预告。</w:t>
-      </w:r>
-    </w:p>
-    <w:p>
-      <w:pPr/>
-      <w:r>
-        <w:rPr>
-          <w:rFonts w:ascii="Times New Roman" w:hAnsi="Times New Roman" w:eastAsia="宋体" w:cs="Times New Roman"/>
-          <w:b w:val="0"/>
-          <w:sz w:val="24"/>
-        </w:rPr>
-        <w:t>【自评结果】</w:t>
-      </w:r>
-    </w:p>
-    <w:p>
-      <w:pPr/>
-      <w:r>
-        <w:rPr>
-          <w:rFonts w:ascii="Times New Roman" w:hAnsi="Times New Roman" w:eastAsia="宋体" w:cs="Times New Roman"/>
-          <w:b w:val="0"/>
-          <w:sz w:val="24"/>
-        </w:rPr>
-        <w:t>编号连续性与一致性：0/10</w:t>
-      </w:r>
-    </w:p>
-    <w:p>
-      <w:pPr/>
-      <w:r>
-        <w:rPr>
-          <w:rFonts w:ascii="Times New Roman" w:hAnsi="Times New Roman" w:eastAsia="宋体" w:cs="Times New Roman"/>
-          <w:b w:val="0"/>
-          <w:sz w:val="24"/>
-        </w:rPr>
-        <w:t>字数偏差：10/10（偏差 9%）</w:t>
-      </w:r>
-    </w:p>
-    <w:p>
-      <w:pPr/>
-      <w:r>
-        <w:rPr>
-          <w:rFonts w:ascii="Times New Roman" w:hAnsi="Times New Roman" w:eastAsia="宋体" w:cs="Times New Roman"/>
-          <w:b w:val="0"/>
-          <w:sz w:val="24"/>
-        </w:rPr>
-        <w:t>资料分类与引用正确性：7/10</w:t>
-      </w:r>
-    </w:p>
-    <w:p>
-      <w:pPr/>
-      <w:r>
-        <w:rPr>
-          <w:rFonts w:ascii="Times New Roman" w:hAnsi="Times New Roman" w:eastAsia="宋体" w:cs="Times New Roman"/>
-          <w:b w:val="0"/>
-          <w:sz w:val="24"/>
-        </w:rPr>
-        <w:t>参考文献格式规范性：10/10</w:t>
-      </w:r>
-    </w:p>
-    <w:p>
-      <w:pPr/>
-      <w:r>
-        <w:rPr>
-          <w:rFonts w:ascii="Times New Roman" w:hAnsi="Times New Roman" w:eastAsia="宋体" w:cs="Times New Roman"/>
-          <w:b w:val="0"/>
-          <w:sz w:val="24"/>
-        </w:rPr>
-        <w:t>语言客观性：8/10</w:t>
       </w:r>
     </w:p>
     <w:p>
@@ -6950,72 +6906,6 @@
       </w:r>
     </w:p>
     <w:p>
-      <w:pPr/>
-      <w:r>
-        <w:rPr>
-          <w:rFonts w:ascii="Times New Roman" w:hAnsi="Times New Roman" w:eastAsia="宋体" w:cs="Times New Roman"/>
-          <w:b w:val="0"/>
-          <w:sz w:val="24"/>
-        </w:rPr>
-        <w:t>【自评结果】</w:t>
-      </w:r>
-    </w:p>
-    <w:p>
-      <w:pPr/>
-      <w:r>
-        <w:rPr>
-          <w:rFonts w:ascii="Times New Roman" w:hAnsi="Times New Roman" w:eastAsia="宋体" w:cs="Times New Roman"/>
-          <w:b w:val="0"/>
-          <w:sz w:val="24"/>
-        </w:rPr>
-        <w:t>编号连续性与一致性：0/10</w:t>
-      </w:r>
-    </w:p>
-    <w:p>
-      <w:pPr/>
-      <w:r>
-        <w:rPr>
-          <w:rFonts w:ascii="Times New Roman" w:hAnsi="Times New Roman" w:eastAsia="宋体" w:cs="Times New Roman"/>
-          <w:b w:val="0"/>
-          <w:sz w:val="24"/>
-        </w:rPr>
-        <w:t>字数偏差：10/10（偏差 13%）</w:t>
-      </w:r>
-    </w:p>
-    <w:p>
-      <w:pPr/>
-      <w:r>
-        <w:rPr>
-          <w:rFonts w:ascii="Times New Roman" w:hAnsi="Times New Roman" w:eastAsia="宋体" w:cs="Times New Roman"/>
-          <w:b w:val="0"/>
-          <w:sz w:val="24"/>
-        </w:rPr>
-        <w:t>资料分类与引用正确性：7/10</w:t>
-      </w:r>
-    </w:p>
-    <w:p>
-      <w:pPr/>
-      <w:r>
-        <w:rPr>
-          <w:rFonts w:ascii="Times New Roman" w:hAnsi="Times New Roman" w:eastAsia="宋体" w:cs="Times New Roman"/>
-          <w:b w:val="0"/>
-          <w:sz w:val="24"/>
-        </w:rPr>
-        <w:t>参考文献格式规范性：10/10</w:t>
-      </w:r>
-    </w:p>
-    <w:p>
-      <w:pPr/>
-      <w:r>
-        <w:rPr>
-          <w:rFonts w:ascii="Times New Roman" w:hAnsi="Times New Roman" w:eastAsia="宋体" w:cs="Times New Roman"/>
-          <w:b w:val="0"/>
-          <w:sz w:val="24"/>
-        </w:rPr>
-        <w:t>语言客观性：8/10</w:t>
-      </w:r>
-    </w:p>
-    <w:p>
       <w:pPr>
         <w:sectPr>
           <w:headerReference w:type="default" r:id="rId45"/>
@@ -8747,72 +8637,6 @@
       </w:r>
     </w:p>
     <w:p>
-      <w:pPr/>
-      <w:r>
-        <w:rPr>
-          <w:rFonts w:ascii="Times New Roman" w:hAnsi="Times New Roman" w:eastAsia="宋体" w:cs="Times New Roman"/>
-          <w:b w:val="0"/>
-          <w:sz w:val="24"/>
-        </w:rPr>
-        <w:t>【自评结果】</w:t>
-      </w:r>
-    </w:p>
-    <w:p>
-      <w:pPr/>
-      <w:r>
-        <w:rPr>
-          <w:rFonts w:ascii="Times New Roman" w:hAnsi="Times New Roman" w:eastAsia="宋体" w:cs="Times New Roman"/>
-          <w:b w:val="0"/>
-          <w:sz w:val="24"/>
-        </w:rPr>
-        <w:t>编号连续性与一致性：0/10</w:t>
-      </w:r>
-    </w:p>
-    <w:p>
-      <w:pPr/>
-      <w:r>
-        <w:rPr>
-          <w:rFonts w:ascii="Times New Roman" w:hAnsi="Times New Roman" w:eastAsia="宋体" w:cs="Times New Roman"/>
-          <w:b w:val="0"/>
-          <w:sz w:val="24"/>
-        </w:rPr>
-        <w:t>字数偏差：10/10（偏差 5%）</w:t>
-      </w:r>
-    </w:p>
-    <w:p>
-      <w:pPr/>
-      <w:r>
-        <w:rPr>
-          <w:rFonts w:ascii="Times New Roman" w:hAnsi="Times New Roman" w:eastAsia="宋体" w:cs="Times New Roman"/>
-          <w:b w:val="0"/>
-          <w:sz w:val="24"/>
-        </w:rPr>
-        <w:t>资料分类与引用正确性：10/10</w:t>
-      </w:r>
-    </w:p>
-    <w:p>
-      <w:pPr/>
-      <w:r>
-        <w:rPr>
-          <w:rFonts w:ascii="Times New Roman" w:hAnsi="Times New Roman" w:eastAsia="宋体" w:cs="Times New Roman"/>
-          <w:b w:val="0"/>
-          <w:sz w:val="24"/>
-        </w:rPr>
-        <w:t>参考文献格式规范性：10/10</w:t>
-      </w:r>
-    </w:p>
-    <w:p>
-      <w:pPr/>
-      <w:r>
-        <w:rPr>
-          <w:rFonts w:ascii="Times New Roman" w:hAnsi="Times New Roman" w:eastAsia="宋体" w:cs="Times New Roman"/>
-          <w:b w:val="0"/>
-          <w:sz w:val="24"/>
-        </w:rPr>
-        <w:t>语言客观性：8/10</w:t>
-      </w:r>
-    </w:p>
-    <w:p>
       <w:pPr>
         <w:sectPr>
           <w:headerReference w:type="default" r:id="rId51"/>
@@ -10544,72 +10368,6 @@
       </w:r>
     </w:p>
     <w:p>
-      <w:pPr/>
-      <w:r>
-        <w:rPr>
-          <w:rFonts w:ascii="Times New Roman" w:hAnsi="Times New Roman" w:eastAsia="宋体" w:cs="Times New Roman"/>
-          <w:b w:val="0"/>
-          <w:sz w:val="24"/>
-        </w:rPr>
-        <w:t>【自评结果】</w:t>
-      </w:r>
-    </w:p>
-    <w:p>
-      <w:pPr/>
-      <w:r>
-        <w:rPr>
-          <w:rFonts w:ascii="Times New Roman" w:hAnsi="Times New Roman" w:eastAsia="宋体" w:cs="Times New Roman"/>
-          <w:b w:val="0"/>
-          <w:sz w:val="24"/>
-        </w:rPr>
-        <w:t>编号连续性与一致性：0/10</w:t>
-      </w:r>
-    </w:p>
-    <w:p>
-      <w:pPr/>
-      <w:r>
-        <w:rPr>
-          <w:rFonts w:ascii="Times New Roman" w:hAnsi="Times New Roman" w:eastAsia="宋体" w:cs="Times New Roman"/>
-          <w:b w:val="0"/>
-          <w:sz w:val="24"/>
-        </w:rPr>
-        <w:t>字数偏差：10/10（偏差 12%）</w:t>
-      </w:r>
-    </w:p>
-    <w:p>
-      <w:pPr/>
-      <w:r>
-        <w:rPr>
-          <w:rFonts w:ascii="Times New Roman" w:hAnsi="Times New Roman" w:eastAsia="宋体" w:cs="Times New Roman"/>
-          <w:b w:val="0"/>
-          <w:sz w:val="24"/>
-        </w:rPr>
-        <w:t>资料分类与引用正确性：7/10</w:t>
-      </w:r>
-    </w:p>
-    <w:p>
-      <w:pPr/>
-      <w:r>
-        <w:rPr>
-          <w:rFonts w:ascii="Times New Roman" w:hAnsi="Times New Roman" w:eastAsia="宋体" w:cs="Times New Roman"/>
-          <w:b w:val="0"/>
-          <w:sz w:val="24"/>
-        </w:rPr>
-        <w:t>参考文献格式规范性：10/10</w:t>
-      </w:r>
-    </w:p>
-    <w:p>
-      <w:pPr/>
-      <w:r>
-        <w:rPr>
-          <w:rFonts w:ascii="Times New Roman" w:hAnsi="Times New Roman" w:eastAsia="宋体" w:cs="Times New Roman"/>
-          <w:b w:val="0"/>
-          <w:sz w:val="24"/>
-        </w:rPr>
-        <w:t>语言客观性：8/10</w:t>
-      </w:r>
-    </w:p>
-    <w:p>
       <w:pPr>
         <w:sectPr>
           <w:headerReference w:type="default" r:id="rId57"/>
@@ -12033,72 +11791,6 @@
           <w:sz w:val="24"/>
         </w:rPr>
         <w:t>本章围绕成效评估与人文反思展开系统论述，按照既定目录完成了核心概念、关键问题、技术路径和应用价值的分析。本章内容在结构上紧扣当前章节主题，在材料使用上强调术语一致、证据审慎和观点中立。本章小结仅概括本章已经完成的论述内容，不对后续章节作预告。</w:t>
-      </w:r>
-    </w:p>
-    <w:p>
-      <w:pPr/>
-      <w:r>
-        <w:rPr>
-          <w:rFonts w:ascii="Times New Roman" w:hAnsi="Times New Roman" w:eastAsia="宋体" w:cs="Times New Roman"/>
-          <w:b w:val="0"/>
-          <w:sz w:val="24"/>
-        </w:rPr>
-        <w:t>【自评结果】</w:t>
-      </w:r>
-    </w:p>
-    <w:p>
-      <w:pPr/>
-      <w:r>
-        <w:rPr>
-          <w:rFonts w:ascii="Times New Roman" w:hAnsi="Times New Roman" w:eastAsia="宋体" w:cs="Times New Roman"/>
-          <w:b w:val="0"/>
-          <w:sz w:val="24"/>
-        </w:rPr>
-        <w:t>编号连续性与一致性：0/10</w:t>
-      </w:r>
-    </w:p>
-    <w:p>
-      <w:pPr/>
-      <w:r>
-        <w:rPr>
-          <w:rFonts w:ascii="Times New Roman" w:hAnsi="Times New Roman" w:eastAsia="宋体" w:cs="Times New Roman"/>
-          <w:b w:val="0"/>
-          <w:sz w:val="24"/>
-        </w:rPr>
-        <w:t>字数偏差：10/10（偏差 3%）</w:t>
-      </w:r>
-    </w:p>
-    <w:p>
-      <w:pPr/>
-      <w:r>
-        <w:rPr>
-          <w:rFonts w:ascii="Times New Roman" w:hAnsi="Times New Roman" w:eastAsia="宋体" w:cs="Times New Roman"/>
-          <w:b w:val="0"/>
-          <w:sz w:val="24"/>
-        </w:rPr>
-        <w:t>资料分类与引用正确性：10/10</w:t>
-      </w:r>
-    </w:p>
-    <w:p>
-      <w:pPr/>
-      <w:r>
-        <w:rPr>
-          <w:rFonts w:ascii="Times New Roman" w:hAnsi="Times New Roman" w:eastAsia="宋体" w:cs="Times New Roman"/>
-          <w:b w:val="0"/>
-          <w:sz w:val="24"/>
-        </w:rPr>
-        <w:t>参考文献格式规范性：10/10</w:t>
-      </w:r>
-    </w:p>
-    <w:p>
-      <w:pPr/>
-      <w:r>
-        <w:rPr>
-          <w:rFonts w:ascii="Times New Roman" w:hAnsi="Times New Roman" w:eastAsia="宋体" w:cs="Times New Roman"/>
-          <w:b w:val="0"/>
-          <w:sz w:val="24"/>
-        </w:rPr>
-        <w:t>语言客观性：8/10</w:t>
       </w:r>
     </w:p>
     <w:p>
@@ -13743,72 +13435,6 @@
       </w:r>
     </w:p>
     <w:p>
-      <w:pPr/>
-      <w:r>
-        <w:rPr>
-          <w:rFonts w:ascii="Times New Roman" w:hAnsi="Times New Roman" w:eastAsia="宋体" w:cs="Times New Roman"/>
-          <w:b w:val="0"/>
-          <w:sz w:val="24"/>
-        </w:rPr>
-        <w:t>【自评结果】</w:t>
-      </w:r>
-    </w:p>
-    <w:p>
-      <w:pPr/>
-      <w:r>
-        <w:rPr>
-          <w:rFonts w:ascii="Times New Roman" w:hAnsi="Times New Roman" w:eastAsia="宋体" w:cs="Times New Roman"/>
-          <w:b w:val="0"/>
-          <w:sz w:val="24"/>
-        </w:rPr>
-        <w:t>编号连续性与一致性：0/10</w:t>
-      </w:r>
-    </w:p>
-    <w:p>
-      <w:pPr/>
-      <w:r>
-        <w:rPr>
-          <w:rFonts w:ascii="Times New Roman" w:hAnsi="Times New Roman" w:eastAsia="宋体" w:cs="Times New Roman"/>
-          <w:b w:val="0"/>
-          <w:sz w:val="24"/>
-        </w:rPr>
-        <w:t>字数偏差：10/10（偏差 14%）</w:t>
-      </w:r>
-    </w:p>
-    <w:p>
-      <w:pPr/>
-      <w:r>
-        <w:rPr>
-          <w:rFonts w:ascii="Times New Roman" w:hAnsi="Times New Roman" w:eastAsia="宋体" w:cs="Times New Roman"/>
-          <w:b w:val="0"/>
-          <w:sz w:val="24"/>
-        </w:rPr>
-        <w:t>资料分类与引用正确性：10/10</w:t>
-      </w:r>
-    </w:p>
-    <w:p>
-      <w:pPr/>
-      <w:r>
-        <w:rPr>
-          <w:rFonts w:ascii="Times New Roman" w:hAnsi="Times New Roman" w:eastAsia="宋体" w:cs="Times New Roman"/>
-          <w:b w:val="0"/>
-          <w:sz w:val="24"/>
-        </w:rPr>
-        <w:t>参考文献格式规范性：10/10</w:t>
-      </w:r>
-    </w:p>
-    <w:p>
-      <w:pPr/>
-      <w:r>
-        <w:rPr>
-          <w:rFonts w:ascii="Times New Roman" w:hAnsi="Times New Roman" w:eastAsia="宋体" w:cs="Times New Roman"/>
-          <w:b w:val="0"/>
-          <w:sz w:val="24"/>
-        </w:rPr>
-        <w:t>语言客观性：8/10</w:t>
-      </w:r>
-    </w:p>
-    <w:p>
       <w:pPr>
         <w:sectPr>
           <w:headerReference w:type="default" r:id="rId69"/>
@@ -13883,13 +13509,57 @@
         <w:t>本书亦存在不足。受资料和实践条件限制，对不同地区、不同类型高职院校图书馆的差异比较仍不充分，对人工智能应用效果的长期追踪也有待加强；部分判断基于现有案例、访谈和行为数据，仍需更多实证研究检验。未来可进一步建立反映阅读质量与学生发展的评估方法，考察不同专业群、不同学习阶段学生对智能阅读服务的接受差异，并深入研究算法偏差、数据伦理、服务公平和馆员职业发展之间的关系。人工智能将持续改变图书馆工作方式，但阅读推广的最终目标始终是人的发展。高职图书馆只有在技术应用中坚持教育立场和人文关怀，才能促进学生阅读能力、职业素养与人文精神共同成长。</w:t>
       </w:r>
     </w:p>
+    <w:p>
+      <w:pPr>
+        <w:sectPr>
+          <w:headerReference w:type="default" r:id="rId75"/>
+          <w:footerReference w:type="default" r:id="rId76"/>
+          <w:headerReference w:type="even" r:id="rId77"/>
+          <w:footerReference w:type="even" r:id="rId78"/>
+          <w:headerReference w:type="first" r:id="rId79"/>
+          <w:footerReference w:type="first" r:id="rId80"/>
+          <w:pgSz w:w="11906" w:h="16838"/>
+          <w:pgMar w:top="1440" w:right="1803" w:bottom="1440" w:left="1803" w:header="720" w:footer="720" w:gutter="0"/>
+          <w:cols w:space="720"/>
+          <w:titlePg/>
+          <w:docGrid w:linePitch="360"/>
+          <w:pgNumType w:fmt="decimal"/>
+        </w:sectPr>
+      </w:pPr>
+    </w:p>
+    <w:p>
+      <w:pPr>
+        <w:pStyle w:val="BookUnnumberedHeading"/>
+      </w:pPr>
+      <w:r>
+        <w:rPr>
+          <w:rFonts w:ascii="Times New Roman" w:hAnsi="Times New Roman" w:eastAsia="黑体" w:cs="Times New Roman"/>
+          <w:b/>
+          <w:sz w:val="32"/>
+        </w:rPr>
+        <w:t>参考文献</w:t>
+      </w:r>
+    </w:p>
+    <w:p>
+      <w:pPr>
+        <w:pStyle w:val="Reference"/>
+      </w:pPr>
+      <w:r>
+        <w:rPr>
+          <w:rFonts w:ascii="Times New Roman" w:hAnsi="Times New Roman" w:eastAsia="宋体" w:cs="Times New Roman"/>
+          <w:b w:val="0"/>
+          <w:sz w:val="21"/>
+        </w:rPr>
+        <w:t>[1] AI 资料助手：大纲前头脑风暴[ai_assistant]．n.d.．</w:t>
+      </w:r>
+    </w:p>
     <w:sectPr>
-      <w:headerReference w:type="default" r:id="rId75"/>
-      <w:footerReference w:type="default" r:id="rId76"/>
-      <w:headerReference w:type="even" r:id="rId77"/>
-      <w:footerReference w:type="even" r:id="rId78"/>
-      <w:headerReference w:type="first" r:id="rId79"/>
-      <w:footerReference w:type="first" r:id="rId80"/>
+      <w:headerReference w:type="default" r:id="rId81"/>
+      <w:footerReference w:type="default" r:id="rId82"/>
+      <w:headerReference w:type="even" r:id="rId83"/>
+      <w:footerReference w:type="even" r:id="rId84"/>
+      <w:headerReference w:type="first" r:id="rId85"/>
+      <w:footerReference w:type="first" r:id="rId86"/>
       <w:pgSz w:w="11906" w:h="16838"/>
       <w:pgMar w:top="1440" w:right="1803" w:bottom="1440" w:left="1803" w:header="720" w:footer="720" w:gutter="0"/>
       <w:cols w:space="720"/>
@@ -14712,6 +14382,96 @@
 </file>
 
 <file path=word/footer36.xml><?xml version="1.0" encoding="utf-8"?>
+<w:ftr xmlns:m="http://schemas.openxmlformats.org/officeDocument/2006/math" xmlns:mc="http://schemas.openxmlformats.org/markup-compatibility/2006" xmlns:mo="http://schemas.microsoft.com/office/mac/office/2008/main" xmlns:mv="urn:schemas-microsoft-com:mac:vml" xmlns:o="urn:schemas-microsoft-com:office:office" xmlns:r="http://schemas.openxmlformats.org/officeDocument/2006/relationships" xmlns:v="urn:schemas-microsoft-com:vml" xmlns:w10="urn:schemas-microsoft-com:office:word" xmlns:w14="http://schemas.microsoft.com/office/word/2010/wordml" xmlns:w="http://schemas.openxmlformats.org/wordprocessingml/2006/main" xmlns:wne="http://schemas.microsoft.com/office/word/2006/wordml" xmlns:wp14="http://schemas.microsoft.com/office/word/2010/wordprocessingDrawing" xmlns:wp="http://schemas.openxmlformats.org/drawingml/2006/wordprocessingDrawing" xmlns:wpc="http://schemas.microsoft.com/office/word/2010/wordprocessingCanvas" xmlns:wpg="http://schemas.microsoft.com/office/word/2010/wordprocessingGroup" xmlns:wpi="http://schemas.microsoft.com/office/word/2010/wordprocessingInk" xmlns:wps="http://schemas.microsoft.com/office/word/2010/wordprocessingShape" mc:Ignorable="w14 wp14">
+  <w:p>
+    <w:pPr>
+      <w:pStyle w:val="Footer"/>
+      <w:jc w:val="right"/>
+    </w:pPr>
+    <w:r>
+      <w:fldChar w:fldCharType="begin"/>
+    </w:r>
+    <w:r>
+      <w:instrText xml:space="preserve"> PAGE </w:instrText>
+    </w:r>
+    <w:r>
+      <w:fldChar w:fldCharType="separate"/>
+    </w:r>
+    <w:r>
+      <w:rPr>
+        <w:rFonts w:ascii="Times New Roman" w:hAnsi="Times New Roman" w:eastAsia="宋体" w:cs="Times New Roman"/>
+        <w:sz w:val="21"/>
+      </w:rPr>
+      <w:t>1</w:t>
+    </w:r>
+    <w:r>
+      <w:fldChar w:fldCharType="end"/>
+    </w:r>
+  </w:p>
+</w:ftr>
+</file>
+
+<file path=word/footer37.xml><?xml version="1.0" encoding="utf-8"?>
+<w:ftr xmlns:m="http://schemas.openxmlformats.org/officeDocument/2006/math" xmlns:mc="http://schemas.openxmlformats.org/markup-compatibility/2006" xmlns:mo="http://schemas.microsoft.com/office/mac/office/2008/main" xmlns:mv="urn:schemas-microsoft-com:mac:vml" xmlns:o="urn:schemas-microsoft-com:office:office" xmlns:r="http://schemas.openxmlformats.org/officeDocument/2006/relationships" xmlns:v="urn:schemas-microsoft-com:vml" xmlns:w10="urn:schemas-microsoft-com:office:word" xmlns:w14="http://schemas.microsoft.com/office/word/2010/wordml" xmlns:w="http://schemas.openxmlformats.org/wordprocessingml/2006/main" xmlns:wne="http://schemas.microsoft.com/office/word/2006/wordml" xmlns:wp14="http://schemas.microsoft.com/office/word/2010/wordprocessingDrawing" xmlns:wp="http://schemas.openxmlformats.org/drawingml/2006/wordprocessingDrawing" xmlns:wpc="http://schemas.microsoft.com/office/word/2010/wordprocessingCanvas" xmlns:wpg="http://schemas.microsoft.com/office/word/2010/wordprocessingGroup" xmlns:wpi="http://schemas.microsoft.com/office/word/2010/wordprocessingInk" xmlns:wps="http://schemas.microsoft.com/office/word/2010/wordprocessingShape" mc:Ignorable="w14 wp14">
+  <w:p>
+    <w:pPr>
+      <w:pStyle w:val="Footer"/>
+      <w:jc w:val="right"/>
+    </w:pPr>
+    <w:r>
+      <w:fldChar w:fldCharType="begin"/>
+    </w:r>
+    <w:r>
+      <w:instrText xml:space="preserve"> PAGE </w:instrText>
+    </w:r>
+    <w:r>
+      <w:fldChar w:fldCharType="separate"/>
+    </w:r>
+    <w:r>
+      <w:rPr>
+        <w:rFonts w:ascii="Times New Roman" w:hAnsi="Times New Roman" w:eastAsia="宋体" w:cs="Times New Roman"/>
+        <w:sz w:val="21"/>
+      </w:rPr>
+      <w:t>1</w:t>
+    </w:r>
+    <w:r>
+      <w:fldChar w:fldCharType="end"/>
+    </w:r>
+  </w:p>
+</w:ftr>
+</file>
+
+<file path=word/footer38.xml><?xml version="1.0" encoding="utf-8"?>
+<w:ftr xmlns:m="http://schemas.openxmlformats.org/officeDocument/2006/math" xmlns:mc="http://schemas.openxmlformats.org/markup-compatibility/2006" xmlns:mo="http://schemas.microsoft.com/office/mac/office/2008/main" xmlns:mv="urn:schemas-microsoft-com:mac:vml" xmlns:o="urn:schemas-microsoft-com:office:office" xmlns:r="http://schemas.openxmlformats.org/officeDocument/2006/relationships" xmlns:v="urn:schemas-microsoft-com:vml" xmlns:w10="urn:schemas-microsoft-com:office:word" xmlns:w14="http://schemas.microsoft.com/office/word/2010/wordml" xmlns:w="http://schemas.openxmlformats.org/wordprocessingml/2006/main" xmlns:wne="http://schemas.microsoft.com/office/word/2006/wordml" xmlns:wp14="http://schemas.microsoft.com/office/word/2010/wordprocessingDrawing" xmlns:wp="http://schemas.openxmlformats.org/drawingml/2006/wordprocessingDrawing" xmlns:wpc="http://schemas.microsoft.com/office/word/2010/wordprocessingCanvas" xmlns:wpg="http://schemas.microsoft.com/office/word/2010/wordprocessingGroup" xmlns:wpi="http://schemas.microsoft.com/office/word/2010/wordprocessingInk" xmlns:wps="http://schemas.microsoft.com/office/word/2010/wordprocessingShape" mc:Ignorable="w14 wp14">
+  <w:p>
+    <w:pPr>
+      <w:pStyle w:val="Footer"/>
+      <w:jc w:val="left"/>
+    </w:pPr>
+    <w:r>
+      <w:fldChar w:fldCharType="begin"/>
+    </w:r>
+    <w:r>
+      <w:instrText xml:space="preserve"> PAGE </w:instrText>
+    </w:r>
+    <w:r>
+      <w:fldChar w:fldCharType="separate"/>
+    </w:r>
+    <w:r>
+      <w:rPr>
+        <w:rFonts w:ascii="Times New Roman" w:hAnsi="Times New Roman" w:eastAsia="宋体" w:cs="Times New Roman"/>
+        <w:sz w:val="21"/>
+      </w:rPr>
+      <w:t>1</w:t>
+    </w:r>
+    <w:r>
+      <w:fldChar w:fldCharType="end"/>
+    </w:r>
+  </w:p>
+</w:ftr>
+</file>
+
+<file path=word/footer39.xml><?xml version="1.0" encoding="utf-8"?>
 <w:ftr xmlns:m="http://schemas.openxmlformats.org/officeDocument/2006/math" xmlns:mc="http://schemas.openxmlformats.org/markup-compatibility/2006" xmlns:mo="http://schemas.microsoft.com/office/mac/office/2008/main" xmlns:mv="urn:schemas-microsoft-com:mac:vml" xmlns:o="urn:schemas-microsoft-com:office:office" xmlns:r="http://schemas.openxmlformats.org/officeDocument/2006/relationships" xmlns:v="urn:schemas-microsoft-com:vml" xmlns:w10="urn:schemas-microsoft-com:office:word" xmlns:w14="http://schemas.microsoft.com/office/word/2010/wordml" xmlns:w="http://schemas.openxmlformats.org/wordprocessingml/2006/main" xmlns:wne="http://schemas.microsoft.com/office/word/2006/wordml" xmlns:wp14="http://schemas.microsoft.com/office/word/2010/wordprocessingDrawing" xmlns:wp="http://schemas.openxmlformats.org/drawingml/2006/wordprocessingDrawing" xmlns:wpc="http://schemas.microsoft.com/office/word/2010/wordprocessingCanvas" xmlns:wpg="http://schemas.microsoft.com/office/word/2010/wordprocessingGroup" xmlns:wpi="http://schemas.microsoft.com/office/word/2010/wordprocessingInk" xmlns:wps="http://schemas.microsoft.com/office/word/2010/wordprocessingShape" mc:Ignorable="w14 wp14">
   <w:p>
     <w:pPr>
@@ -15464,6 +15224,64 @@
 </file>
 
 <file path=word/header36.xml><?xml version="1.0" encoding="utf-8"?>
+<w:hdr xmlns:m="http://schemas.openxmlformats.org/officeDocument/2006/math" xmlns:mc="http://schemas.openxmlformats.org/markup-compatibility/2006" xmlns:mo="http://schemas.microsoft.com/office/mac/office/2008/main" xmlns:mv="urn:schemas-microsoft-com:mac:vml" xmlns:o="urn:schemas-microsoft-com:office:office" xmlns:r="http://schemas.openxmlformats.org/officeDocument/2006/relationships" xmlns:v="urn:schemas-microsoft-com:vml" xmlns:w10="urn:schemas-microsoft-com:office:word" xmlns:w14="http://schemas.microsoft.com/office/word/2010/wordml" xmlns:w="http://schemas.openxmlformats.org/wordprocessingml/2006/main" xmlns:wne="http://schemas.microsoft.com/office/word/2006/wordml" xmlns:wp14="http://schemas.microsoft.com/office/word/2010/wordprocessingDrawing" xmlns:wp="http://schemas.openxmlformats.org/drawingml/2006/wordprocessingDrawing" xmlns:wpc="http://schemas.microsoft.com/office/word/2010/wordprocessingCanvas" xmlns:wpg="http://schemas.microsoft.com/office/word/2010/wordprocessingGroup" xmlns:wpi="http://schemas.microsoft.com/office/word/2010/wordprocessingInk" xmlns:wps="http://schemas.microsoft.com/office/word/2010/wordprocessingShape" mc:Ignorable="w14 wp14">
+  <w:p>
+    <w:pPr>
+      <w:pStyle w:val="Header"/>
+    </w:pPr>
+  </w:p>
+</w:hdr>
+</file>
+
+<file path=word/header37.xml><?xml version="1.0" encoding="utf-8"?>
+<w:hdr xmlns:m="http://schemas.openxmlformats.org/officeDocument/2006/math" xmlns:mc="http://schemas.openxmlformats.org/markup-compatibility/2006" xmlns:mo="http://schemas.microsoft.com/office/mac/office/2008/main" xmlns:mv="urn:schemas-microsoft-com:mac:vml" xmlns:o="urn:schemas-microsoft-com:office:office" xmlns:r="http://schemas.openxmlformats.org/officeDocument/2006/relationships" xmlns:v="urn:schemas-microsoft-com:vml" xmlns:w10="urn:schemas-microsoft-com:office:word" xmlns:w14="http://schemas.microsoft.com/office/word/2010/wordml" xmlns:w="http://schemas.openxmlformats.org/wordprocessingml/2006/main" xmlns:wne="http://schemas.microsoft.com/office/word/2006/wordml" xmlns:wp14="http://schemas.microsoft.com/office/word/2010/wordprocessingDrawing" xmlns:wp="http://schemas.openxmlformats.org/drawingml/2006/wordprocessingDrawing" xmlns:wpc="http://schemas.microsoft.com/office/word/2010/wordprocessingCanvas" xmlns:wpg="http://schemas.microsoft.com/office/word/2010/wordprocessingGroup" xmlns:wpi="http://schemas.microsoft.com/office/word/2010/wordprocessingInk" xmlns:wps="http://schemas.microsoft.com/office/word/2010/wordprocessingShape" mc:Ignorable="w14 wp14">
+  <w:p>
+    <w:pPr>
+      <w:pStyle w:val="Header"/>
+      <w:jc w:val="center"/>
+    </w:pPr>
+    <w:r>
+      <w:fldChar w:fldCharType="begin"/>
+    </w:r>
+    <w:r>
+      <w:instrText xml:space="preserve"> STYLEREF "Book Chapter Heading" </w:instrText>
+    </w:r>
+    <w:r>
+      <w:fldChar w:fldCharType="separate"/>
+    </w:r>
+    <w:r>
+      <w:rPr>
+        <w:rFonts w:ascii="Times New Roman" w:hAnsi="Times New Roman" w:eastAsia="宋体" w:cs="Times New Roman"/>
+        <w:sz w:val="21"/>
+      </w:rPr>
+      <w:t>当前章</w:t>
+    </w:r>
+    <w:r>
+      <w:fldChar w:fldCharType="end"/>
+    </w:r>
+  </w:p>
+</w:hdr>
+</file>
+
+<file path=word/header38.xml><?xml version="1.0" encoding="utf-8"?>
+<w:hdr xmlns:m="http://schemas.openxmlformats.org/officeDocument/2006/math" xmlns:mc="http://schemas.openxmlformats.org/markup-compatibility/2006" xmlns:mo="http://schemas.microsoft.com/office/mac/office/2008/main" xmlns:mv="urn:schemas-microsoft-com:mac:vml" xmlns:o="urn:schemas-microsoft-com:office:office" xmlns:r="http://schemas.openxmlformats.org/officeDocument/2006/relationships" xmlns:v="urn:schemas-microsoft-com:vml" xmlns:w10="urn:schemas-microsoft-com:office:word" xmlns:w14="http://schemas.microsoft.com/office/word/2010/wordml" xmlns:w="http://schemas.openxmlformats.org/wordprocessingml/2006/main" xmlns:wne="http://schemas.microsoft.com/office/word/2006/wordml" xmlns:wp14="http://schemas.microsoft.com/office/word/2010/wordprocessingDrawing" xmlns:wp="http://schemas.openxmlformats.org/drawingml/2006/wordprocessingDrawing" xmlns:wpc="http://schemas.microsoft.com/office/word/2010/wordprocessingCanvas" xmlns:wpg="http://schemas.microsoft.com/office/word/2010/wordprocessingGroup" xmlns:wpi="http://schemas.microsoft.com/office/word/2010/wordprocessingInk" xmlns:wps="http://schemas.microsoft.com/office/word/2010/wordprocessingShape" mc:Ignorable="w14 wp14">
+  <w:p>
+    <w:pPr>
+      <w:pStyle w:val="Header"/>
+      <w:jc w:val="center"/>
+    </w:pPr>
+    <w:r>
+      <w:rPr>
+        <w:rFonts w:ascii="Times New Roman" w:hAnsi="Times New Roman" w:eastAsia="宋体" w:cs="Times New Roman"/>
+        <w:sz w:val="21"/>
+      </w:rPr>
+      <w:t>人工智能赋能高职图书馆阅读推广研究</w:t>
+    </w:r>
+  </w:p>
+</w:hdr>
+</file>
+
+<file path=word/header39.xml><?xml version="1.0" encoding="utf-8"?>
 <w:hdr xmlns:m="http://schemas.openxmlformats.org/officeDocument/2006/math" xmlns:mc="http://schemas.openxmlformats.org/markup-compatibility/2006" xmlns:mo="http://schemas.microsoft.com/office/mac/office/2008/main" xmlns:mv="urn:schemas-microsoft-com:mac:vml" xmlns:o="urn:schemas-microsoft-com:office:office" xmlns:r="http://schemas.openxmlformats.org/officeDocument/2006/relationships" xmlns:v="urn:schemas-microsoft-com:vml" xmlns:w10="urn:schemas-microsoft-com:office:word" xmlns:w14="http://schemas.microsoft.com/office/word/2010/wordml" xmlns:w="http://schemas.openxmlformats.org/wordprocessingml/2006/main" xmlns:wne="http://schemas.microsoft.com/office/word/2006/wordml" xmlns:wp14="http://schemas.microsoft.com/office/word/2010/wordprocessingDrawing" xmlns:wp="http://schemas.openxmlformats.org/drawingml/2006/wordprocessingDrawing" xmlns:wpc="http://schemas.microsoft.com/office/word/2010/wordprocessingCanvas" xmlns:wpg="http://schemas.microsoft.com/office/word/2010/wordprocessingGroup" xmlns:wpi="http://schemas.microsoft.com/office/word/2010/wordprocessingInk" xmlns:wps="http://schemas.microsoft.com/office/word/2010/wordprocessingShape" mc:Ignorable="w14 wp14">
   <w:p>
     <w:pPr>
